--- a/docs/archive/source/POC-DEMO-QUICKSTART.docx
+++ b/docs/archive/source/POC-DEMO-QUICKSTART.docx
@@ -2,7 +2,7 @@
 <file path=word/document.xml><?xml version="1.0" encoding="utf-8"?>
 <w:document xmlns:w="http://schemas.openxmlformats.org/wordprocessingml/2006/main" xmlns:m="http://schemas.openxmlformats.org/officeDocument/2006/math" xmlns:r="http://schemas.openxmlformats.org/officeDocument/2006/relationships" xmlns:o="urn:schemas-microsoft-com:office:office" xmlns:v="urn:schemas-microsoft-com:vml" xmlns:w10="urn:schemas-microsoft-com:office:word" xmlns:a="http://schemas.openxmlformats.org/drawingml/2006/main" xmlns:pic="http://schemas.openxmlformats.org/drawingml/2006/picture" xmlns:wp="http://schemas.openxmlformats.org/drawingml/2006/wordprocessingDrawing">
   <w:body>
-    <w:bookmarkStart w:id="30" w:name="compoundiq-poc-demo-quick-start-guide"/>
+    <w:bookmarkStart w:id="32" w:name="compoundiq-poc-demo-quick-start-guide"/>
     <w:p>
       <w:pPr>
         <w:pStyle w:val="Heading1"/>
@@ -13,69 +13,13 @@
     </w:p>
     <w:p>
       <w:pPr>
-        <w:pStyle w:val="FirstParagraph"/>
-      </w:pPr>
-      <w:r>
-        <w:rPr>
-          <w:bCs/>
-          <w:b/>
-        </w:rPr>
-        <w:t xml:space="preserve">Version:</w:t>
-      </w:r>
-      <w:r>
-        <w:t xml:space="preserve"> </w:t>
-      </w:r>
-      <w:r>
-        <w:t xml:space="preserve">2.1 |</w:t>
-      </w:r>
-      <w:r>
-        <w:t xml:space="preserve"> </w:t>
-      </w:r>
-      <w:r>
-        <w:rPr>
-          <w:bCs/>
-          <w:b/>
-        </w:rPr>
-        <w:t xml:space="preserve">Date:</w:t>
-      </w:r>
-      <w:r>
-        <w:t xml:space="preserve"> </w:t>
-      </w:r>
-      <w:r>
-        <w:t xml:space="preserve">April 21, 2026</w:t>
-      </w:r>
-      <w:r>
-        <w:t xml:space="preserve"> </w:t>
-      </w:r>
-      <w:r>
-        <w:rPr>
-          <w:bCs/>
-          <w:b/>
-        </w:rPr>
-        <w:t xml:space="preserve">Duration:</w:t>
-      </w:r>
-      <w:r>
-        <w:t xml:space="preserve"> </w:t>
-      </w:r>
-      <w:r>
-        <w:t xml:space="preserve">10–15 minutes</w:t>
-      </w:r>
-      <w:r>
-        <w:t xml:space="preserve"> </w:t>
-      </w:r>
-      <w:r>
-        <w:rPr>
-          <w:bCs/>
-          <w:b/>
-        </w:rPr>
-        <w:t xml:space="preserve">URL:</w:t>
-      </w:r>
-      <w:r>
-        <w:t xml:space="preserve"> </w:t>
-      </w:r>
-      <w:r>
-        <w:t xml:space="preserve">https://functional-medicine-infrastructure.vercel.app</w:t>
-      </w:r>
+        <w:pStyle w:val="Heading1"/>
+      </w:pPr>
+      <w:bookmarkStart w:id="20" w:name="X73424c1301d2529d669e34e45dba68dba9ecfc5"/>
+      <w:r>
+        <w:t xml:space="preserve">⛔ ARCHIVED / SUPERSEDED — DO NOT PRESENT FROM THIS DOCUMENT</w:t>
+      </w:r>
+      <w:bookmarkEnd w:id="20"/>
     </w:p>
     <w:p>
       <w:pPr>
@@ -86,44 +30,72 @@
           <w:bCs/>
           <w:b/>
         </w:rPr>
-        <w:t xml:space="preserve">CI status (as of v2.1):</w:t>
-      </w:r>
-      <w:r>
-        <w:t xml:space="preserve"> </w:t>
-      </w:r>
-      <w:r>
-        <w:t xml:space="preserve">Every merge to main is backed by 65 passing Playwright E2E tests across Chromium / Firefox / WebKit / mobile Chrome, plus 6 jest unit tests covering the HIPAA idle-timeout state machine. E2E blocks merges — no</w:t>
-      </w:r>
-      <w:r>
-        <w:t xml:space="preserve"> </w:t>
-      </w:r>
-      <w:r>
-        <w:rPr>
-          <w:rStyle w:val="VerbatimChar"/>
-        </w:rPr>
-        <w:t xml:space="preserve">continue-on-error</w:t>
-      </w:r>
-      <w:r>
-        <w:t xml:space="preserve"> </w:t>
-      </w:r>
-      <w:r>
-        <w:t xml:space="preserve">escape hatch.</w:t>
-      </w:r>
-    </w:p>
-    <w:p>
-      <w:r>
-        <w:pict>
-          <v:rect style="width:0;height:1.5pt" o:hralign="center" o:hrstd="t" o:hr="t"/>
-        </w:pict>
-      </w:r>
-    </w:p>
-    <w:bookmarkStart w:id="20" w:name="before-you-start"/>
-    <w:p>
-      <w:pPr>
-        <w:pStyle w:val="Heading2"/>
-      </w:pPr>
-      <w:r>
-        <w:t xml:space="preserve">Before You Start</w:t>
+        <w:t xml:space="preserve">Use</w:t>
+      </w:r>
+      <w:r>
+        <w:rPr>
+          <w:bCs/>
+          <w:b/>
+        </w:rPr>
+        <w:t xml:space="preserve"> </w:t>
+      </w:r>
+      <w:hyperlink r:id="rId21">
+        <w:r>
+          <w:rPr>
+            <w:rStyle w:val="VerbatimChar"/>
+            <w:bCs/>
+            <w:b/>
+          </w:rPr>
+          <w:t xml:space="preserve">POC-DEMO-DETAILED.md</w:t>
+        </w:r>
+      </w:hyperlink>
+      <w:r>
+        <w:rPr>
+          <w:bCs/>
+          <w:b/>
+        </w:rPr>
+        <w:t xml:space="preserve"> </w:t>
+      </w:r>
+      <w:r>
+        <w:rPr>
+          <w:bCs/>
+          <w:b/>
+        </w:rPr>
+        <w:t xml:space="preserve">v2.12 instead.</w:t>
+      </w:r>
+      <w:r>
+        <w:t xml:space="preserve"> </w:t>
+      </w:r>
+      <w:r>
+        <w:t xml:space="preserve">This Quick Start is from</w:t>
+      </w:r>
+      <w:r>
+        <w:t xml:space="preserve"> </w:t>
+      </w:r>
+      <w:r>
+        <w:rPr>
+          <w:bCs/>
+          <w:b/>
+        </w:rPr>
+        <w:t xml:space="preserve">April 2026</w:t>
+      </w:r>
+      <w:r>
+        <w:t xml:space="preserve"> </w:t>
+      </w:r>
+      <w:r>
+        <w:t xml:space="preserve">and has not been maintained. It is retained for history only.</w:t>
+      </w:r>
+    </w:p>
+    <w:p>
+      <w:pPr>
+        <w:pStyle w:val="BlockText"/>
+      </w:pPr>
+      <w:r>
+        <w:rPr>
+          <w:bCs/>
+          <w:b/>
+        </w:rPr>
+        <w:t xml:space="preserve">The dangerous item first:</w:t>
       </w:r>
     </w:p>
     <w:p>
@@ -135,114 +107,74 @@
         <w:pStyle w:val="Compact"/>
       </w:pPr>
       <w:r>
-        <w:t xml:space="preserve">Run</w:t>
-      </w:r>
-      <w:r>
-        <w:t xml:space="preserve"> </w:t>
-      </w:r>
-      <w:r>
-        <w:rPr>
-          <w:rStyle w:val="VerbatimChar"/>
-        </w:rPr>
-        <w:t xml:space="preserve">npm run seed:poc</w:t>
-      </w:r>
-      <w:r>
-        <w:t xml:space="preserve"> </w:t>
-      </w:r>
-      <w:r>
-        <w:t xml:space="preserve">(syncs all credentials)</w:t>
-      </w:r>
-    </w:p>
-    <w:p>
-      <w:pPr>
-        <w:numPr>
-          <w:ilvl w:val="0"/>
-          <w:numId w:val="1001"/>
-        </w:numPr>
-        <w:pStyle w:val="Compact"/>
-      </w:pPr>
-      <w:r>
-        <w:t xml:space="preserve">Stripe test card:</w:t>
-      </w:r>
-      <w:r>
-        <w:t xml:space="preserve"> </w:t>
-      </w:r>
-      <w:r>
-        <w:rPr>
-          <w:rStyle w:val="VerbatimChar"/>
-        </w:rPr>
-        <w:t xml:space="preserve">4242 4242 4242 4242</w:t>
-      </w:r>
-      <w:r>
-        <w:t xml:space="preserve"> </w:t>
-      </w:r>
-      <w:r>
-        <w:t xml:space="preserve">|</w:t>
-      </w:r>
-      <w:r>
-        <w:t xml:space="preserve"> </w:t>
-      </w:r>
-      <w:r>
-        <w:rPr>
-          <w:rStyle w:val="VerbatimChar"/>
-        </w:rPr>
-        <w:t xml:space="preserve">12/28</w:t>
-      </w:r>
-      <w:r>
-        <w:t xml:space="preserve"> </w:t>
-      </w:r>
-      <w:r>
-        <w:t xml:space="preserve">|</w:t>
-      </w:r>
-      <w:r>
-        <w:t xml:space="preserve"> </w:t>
-      </w:r>
-      <w:r>
-        <w:rPr>
-          <w:rStyle w:val="VerbatimChar"/>
-        </w:rPr>
-        <w:t xml:space="preserve">123</w:t>
-      </w:r>
-      <w:r>
-        <w:t xml:space="preserve"> </w:t>
-      </w:r>
-      <w:r>
-        <w:t xml:space="preserve">|</w:t>
-      </w:r>
-      <w:r>
-        <w:t xml:space="preserve"> </w:t>
-      </w:r>
-      <w:r>
-        <w:rPr>
-          <w:rStyle w:val="VerbatimChar"/>
-        </w:rPr>
-        <w:t xml:space="preserve">78701</w:t>
-      </w:r>
-    </w:p>
-    <w:p>
-      <w:r>
-        <w:pict>
-          <v:rect style="width:0;height:1.5pt" o:hralign="center" o:hrstd="t" o:hr="t"/>
-        </w:pict>
-      </w:r>
-    </w:p>
-    <w:bookmarkEnd w:id="20"/>
-    <w:bookmarkStart w:id="28" w:name="demo-flow-6-steps"/>
-    <w:p>
-      <w:pPr>
-        <w:pStyle w:val="Heading2"/>
-      </w:pPr>
-      <w:r>
-        <w:t xml:space="preserve">Demo Flow (6 Steps)</w:t>
-      </w:r>
-    </w:p>
-    <w:bookmarkStart w:id="21" w:name="step-1-show-the-clinic-app-2-min"/>
-    <w:p>
-      <w:pPr>
-        <w:pStyle w:val="Heading3"/>
-      </w:pPr>
-      <w:r>
-        <w:t xml:space="preserve">Step 1 — Show the Clinic App (2 min)</w:t>
+        <w:t xml:space="preserve">🛑</w:t>
+      </w:r>
+      <w:r>
+        <w:t xml:space="preserve"> </w:t>
+      </w:r>
+      <w:r>
+        <w:rPr>
+          <w:bCs/>
+          <w:b/>
+        </w:rPr>
+        <w:t xml:space="preserve">This document tells you to pay with a Stripe test card. Do not.</w:t>
+      </w:r>
+      <w:r>
+        <w:t xml:space="preserve"> </w:t>
+      </w:r>
+      <w:r>
+        <w:rPr>
+          <w:bCs/>
+          <w:b/>
+        </w:rPr>
+        <w:t xml:space="preserve">Production runs on LIVE Stripe keys.</w:t>
+      </w:r>
+      <w:r>
+        <w:t xml:space="preserve"> </w:t>
+      </w:r>
+      <w:r>
+        <w:t xml:space="preserve">A test card hard-declines on stage; a real card puts through a</w:t>
+      </w:r>
+      <w:r>
+        <w:t xml:space="preserve"> </w:t>
+      </w:r>
+      <w:r>
+        <w:rPr>
+          <w:bCs/>
+          <w:b/>
+        </w:rPr>
+        <w:t xml:space="preserve">real charge with a real Connect payout split</w:t>
+      </w:r>
+      <w:r>
+        <w:t xml:space="preserve">. Every card instruction below has been struck through. In the current demo,</w:t>
+      </w:r>
+      <w:r>
+        <w:t xml:space="preserve"> </w:t>
+      </w:r>
+      <w:r>
+        <w:rPr>
+          <w:bCs/>
+          <w:b/>
+        </w:rPr>
+        <w:t xml:space="preserve">no card is ever entered</w:t>
+      </w:r>
+      <w:r>
+        <w:t xml:space="preserve"> </w:t>
+      </w:r>
+      <w:r>
+        <w:t xml:space="preserve">— the checkout page is rendered and narrated, and that’s the whole beat. See Part 4B of the Detailed doc.</w:t>
+      </w:r>
+    </w:p>
+    <w:p>
+      <w:pPr>
+        <w:pStyle w:val="BlockText"/>
+      </w:pPr>
+      <w:r>
+        <w:rPr>
+          <w:bCs/>
+          <w:b/>
+        </w:rPr>
+        <w:t xml:space="preserve">Other ways this document is now wrong:</w:t>
       </w:r>
     </w:p>
     <w:p>
@@ -254,7 +186,17 @@
         <w:pStyle w:val="Compact"/>
       </w:pPr>
       <w:r>
-        <w:t xml:space="preserve">Go to</w:t>
+        <w:rPr>
+          <w:bCs/>
+          <w:b/>
+        </w:rPr>
+        <w:t xml:space="preserve">Pricing is stale.</w:t>
+      </w:r>
+      <w:r>
+        <w:t xml:space="preserve"> </w:t>
+      </w:r>
+      <w:r>
+        <w:t xml:space="preserve">It says</w:t>
       </w:r>
       <w:r>
         <w:t xml:space="preserve"> </w:t>
@@ -263,37 +205,26 @@
         <w:rPr>
           <w:rStyle w:val="VerbatimChar"/>
         </w:rPr>
-        <w:t xml:space="preserve">/login</w:t>
-      </w:r>
-      <w:r>
-        <w:t xml:space="preserve"> </w:t>
-      </w:r>
-      <w:r>
-        <w:t xml:space="preserve">→ log in as</w:t>
-      </w:r>
-      <w:r>
-        <w:t xml:space="preserve"> </w:t>
-      </w:r>
-      <w:r>
-        <w:rPr>
-          <w:rStyle w:val="VerbatimChar"/>
-        </w:rPr>
-        <w:t xml:space="preserve">admin@sunrise-clinic.com</w:t>
-      </w:r>
-      <w:r>
-        <w:t xml:space="preserve"> </w:t>
-      </w:r>
-      <w:r>
-        <w:t xml:space="preserve">/</w:t>
-      </w:r>
-      <w:r>
-        <w:t xml:space="preserve"> </w:t>
-      </w:r>
-      <w:r>
-        <w:rPr>
-          <w:rStyle w:val="VerbatimChar"/>
-        </w:rPr>
-        <w:t xml:space="preserve">POCClinic2026!</w:t>
+        <w:t xml:space="preserve">$300 retail / $127.50 clinic margin</w:t>
+      </w:r>
+      <w:r>
+        <w:t xml:space="preserve">. Current verified figures are</w:t>
+      </w:r>
+      <w:r>
+        <w:t xml:space="preserve"> </w:t>
+      </w:r>
+      <w:r>
+        <w:rPr>
+          <w:bCs/>
+          <w:b/>
+        </w:rPr>
+        <w:t xml:space="preserve">$190.00 retail / $80.75 clinic margin</w:t>
+      </w:r>
+      <w:r>
+        <w:t xml:space="preserve"> </w:t>
+      </w:r>
+      <w:r>
+        <w:t xml:space="preserve">on a $95 wholesale at 2×.</w:t>
       </w:r>
     </w:p>
     <w:p>
@@ -305,23 +236,45 @@
         <w:pStyle w:val="Compact"/>
       </w:pPr>
       <w:r>
-        <w:t xml:space="preserve">Show the</w:t>
-      </w:r>
-      <w:r>
-        <w:t xml:space="preserve"> </w:t>
-      </w:r>
-      <w:r>
-        <w:rPr>
-          <w:bCs/>
-          <w:b/>
-        </w:rPr>
-        <w:t xml:space="preserve">dashboard</w:t>
-      </w:r>
-      <w:r>
-        <w:t xml:space="preserve"> </w:t>
-      </w:r>
-      <w:r>
-        <w:t xml:space="preserve">— KPI cards, order table, kanban toggle</w:t>
+        <w:rPr>
+          <w:bCs/>
+          <w:b/>
+        </w:rPr>
+        <w:t xml:space="preserve">“</w:t>
+      </w:r>
+      <w:r>
+        <w:rPr>
+          <w:bCs/>
+          <w:b/>
+        </w:rPr>
+        <w:t xml:space="preserve">Provider auto-selects</w:t>
+      </w:r>
+      <w:r>
+        <w:rPr>
+          <w:bCs/>
+          <w:b/>
+        </w:rPr>
+        <w:t xml:space="preserve">”</w:t>
+      </w:r>
+      <w:r>
+        <w:rPr>
+          <w:bCs/>
+          <w:b/>
+        </w:rPr>
+        <w:t xml:space="preserve"> </w:t>
+      </w:r>
+      <w:r>
+        <w:rPr>
+          <w:bCs/>
+          <w:b/>
+        </w:rPr>
+        <w:t xml:space="preserve">is false.</w:t>
+      </w:r>
+      <w:r>
+        <w:t xml:space="preserve"> </w:t>
+      </w:r>
+      <w:r>
+        <w:t xml:space="preserve">Sunrise has 4 providers as of v2.9 and the provider is a real selection.</w:t>
       </w:r>
     </w:p>
     <w:p>
@@ -333,17 +286,244 @@
         <w:pStyle w:val="Compact"/>
       </w:pPr>
       <w:r>
-        <w:t xml:space="preserve">Collapse/expand the</w:t>
-      </w:r>
-      <w:r>
-        <w:t xml:space="preserve"> </w:t>
-      </w:r>
-      <w:r>
-        <w:rPr>
-          <w:bCs/>
-          <w:b/>
-        </w:rPr>
-        <w:t xml:space="preserve">sidebar</w:t>
+        <w:rPr>
+          <w:bCs/>
+          <w:b/>
+        </w:rPr>
+        <w:t xml:space="preserve">Favorites/Protocols counts are wrong.</w:t>
+      </w:r>
+      <w:r>
+        <w:t xml:space="preserve"> </w:t>
+      </w:r>
+      <w:r>
+        <w:t xml:space="preserve">It says</w:t>
+      </w:r>
+      <w:r>
+        <w:t xml:space="preserve"> </w:t>
+      </w:r>
+      <w:r>
+        <w:t xml:space="preserve">“</w:t>
+      </w:r>
+      <w:r>
+        <w:t xml:space="preserve">Favorites (4+)</w:t>
+      </w:r>
+      <w:r>
+        <w:t xml:space="preserve">”</w:t>
+      </w:r>
+      <w:r>
+        <w:t xml:space="preserve"> </w:t>
+      </w:r>
+      <w:r>
+        <w:t xml:space="preserve">and</w:t>
+      </w:r>
+      <w:r>
+        <w:t xml:space="preserve"> </w:t>
+      </w:r>
+      <w:r>
+        <w:t xml:space="preserve">“</w:t>
+      </w:r>
+      <w:r>
+        <w:t xml:space="preserve">Protocols (2)</w:t>
+      </w:r>
+      <w:r>
+        <w:t xml:space="preserve">”</w:t>
+      </w:r>
+      <w:r>
+        <w:t xml:space="preserve">. Live:</w:t>
+      </w:r>
+      <w:r>
+        <w:t xml:space="preserve"> </w:t>
+      </w:r>
+      <w:r>
+        <w:rPr>
+          <w:bCs/>
+          <w:b/>
+        </w:rPr>
+        <w:t xml:space="preserve">Favorites (10)</w:t>
+      </w:r>
+      <w:r>
+        <w:t xml:space="preserve">,</w:t>
+      </w:r>
+      <w:r>
+        <w:t xml:space="preserve"> </w:t>
+      </w:r>
+      <w:r>
+        <w:rPr>
+          <w:bCs/>
+          <w:b/>
+        </w:rPr>
+        <w:t xml:space="preserve">Protocols (3)</w:t>
+      </w:r>
+      <w:r>
+        <w:t xml:space="preserve">.</w:t>
+      </w:r>
+    </w:p>
+    <w:p>
+      <w:pPr>
+        <w:numPr>
+          <w:ilvl w:val="0"/>
+          <w:numId w:val="1002"/>
+        </w:numPr>
+        <w:pStyle w:val="Compact"/>
+      </w:pPr>
+      <w:r>
+        <w:rPr>
+          <w:bCs/>
+          <w:b/>
+        </w:rPr>
+        <w:t xml:space="preserve">The 5-medication seed is gone.</w:t>
+      </w:r>
+      <w:r>
+        <w:t xml:space="preserve"> </w:t>
+      </w:r>
+      <w:r>
+        <w:t xml:space="preserve">The catalog is</w:t>
+      </w:r>
+      <w:r>
+        <w:t xml:space="preserve"> </w:t>
+      </w:r>
+      <w:r>
+        <w:rPr>
+          <w:bCs/>
+          <w:b/>
+        </w:rPr>
+        <w:t xml:space="preserve">77 Ingredients · 57 Salt Forms · 167 Formulations · 1,336 Pharmacy Offerings</w:t>
+      </w:r>
+      <w:r>
+        <w:t xml:space="preserve">.</w:t>
+      </w:r>
+    </w:p>
+    <w:p>
+      <w:pPr>
+        <w:numPr>
+          <w:ilvl w:val="0"/>
+          <w:numId w:val="1002"/>
+        </w:numPr>
+        <w:pStyle w:val="Compact"/>
+      </w:pPr>
+      <w:r>
+        <w:rPr>
+          <w:rStyle w:val="VerbatimChar"/>
+          <w:bCs/>
+          <w:b/>
+        </w:rPr>
+        <w:t xml:space="preserve">scripts/get-checkout-url.ts</w:t>
+      </w:r>
+      <w:r>
+        <w:rPr>
+          <w:bCs/>
+          <w:b/>
+        </w:rPr>
+        <w:t xml:space="preserve"> </w:t>
+      </w:r>
+      <w:r>
+        <w:rPr>
+          <w:bCs/>
+          <w:b/>
+        </w:rPr>
+        <w:t xml:space="preserve">is obsolete.</w:t>
+      </w:r>
+      <w:r>
+        <w:t xml:space="preserve"> </w:t>
+      </w:r>
+      <w:r>
+        <w:t xml:space="preserve">The checkout URL comes from the in-app</w:t>
+      </w:r>
+      <w:r>
+        <w:t xml:space="preserve"> </w:t>
+      </w:r>
+      <w:r>
+        <w:rPr>
+          <w:bCs/>
+          <w:b/>
+        </w:rPr>
+        <w:t xml:space="preserve">Copy Payment Link</w:t>
+      </w:r>
+      <w:r>
+        <w:t xml:space="preserve"> </w:t>
+      </w:r>
+      <w:r>
+        <w:t xml:space="preserve">/</w:t>
+      </w:r>
+      <w:r>
+        <w:t xml:space="preserve"> </w:t>
+      </w:r>
+      <w:r>
+        <w:rPr>
+          <w:bCs/>
+          <w:b/>
+        </w:rPr>
+        <w:t xml:space="preserve">Copy Bundle Payment Link</w:t>
+      </w:r>
+      <w:r>
+        <w:t xml:space="preserve"> </w:t>
+      </w:r>
+      <w:r>
+        <w:t xml:space="preserve">button in the order drawer. No terminal step.</w:t>
+      </w:r>
+    </w:p>
+    <w:p>
+      <w:pPr>
+        <w:numPr>
+          <w:ilvl w:val="0"/>
+          <w:numId w:val="1002"/>
+        </w:numPr>
+        <w:pStyle w:val="Compact"/>
+      </w:pPr>
+      <w:r>
+        <w:rPr>
+          <w:bCs/>
+          <w:b/>
+        </w:rPr>
+        <w:t xml:space="preserve">The EPCS claim contradicts the Detailed doc.</w:t>
+      </w:r>
+      <w:r>
+        <w:t xml:space="preserve"> </w:t>
+      </w:r>
+      <w:r>
+        <w:t xml:space="preserve">This document says the 2FA modal triggers from the single-Rx favorites flow and not the batch path. The Detailed doc (authoritative) documents EPCS 2FA on the provider signing flow for DEA-scheduled compounds.</w:t>
+      </w:r>
+    </w:p>
+    <w:p>
+      <w:pPr>
+        <w:numPr>
+          <w:ilvl w:val="0"/>
+          <w:numId w:val="1002"/>
+        </w:numPr>
+        <w:pStyle w:val="Compact"/>
+      </w:pPr>
+      <w:r>
+        <w:rPr>
+          <w:bCs/>
+          <w:b/>
+        </w:rPr>
+        <w:t xml:space="preserve">The role narration is wrong.</w:t>
+      </w:r>
+      <w:r>
+        <w:t xml:space="preserve"> </w:t>
+      </w:r>
+      <w:r>
+        <w:t xml:space="preserve">This document narrates the MA’s workflow while signed in as clinic_admin. In v2.12 the prescribing flow is genuinely run as</w:t>
+      </w:r>
+      <w:r>
+        <w:t xml:space="preserve"> </w:t>
+      </w:r>
+      <w:r>
+        <w:rPr>
+          <w:rStyle w:val="VerbatimChar"/>
+        </w:rPr>
+        <w:t xml:space="preserve">ma@sunrise-clinic.com</w:t>
+      </w:r>
+      <w:r>
+        <w:t xml:space="preserve">, and the MA’s inability to sign is a headline beat.</w:t>
+      </w:r>
+    </w:p>
+    <w:p>
+      <w:pPr>
+        <w:pStyle w:val="BlockText"/>
+      </w:pPr>
+      <w:r>
+        <w:t xml:space="preserve">No further updates will be made to this file.</w:t>
       </w:r>
     </w:p>
     <w:p>
@@ -355,19 +535,94 @@
           <w:bCs/>
           <w:b/>
         </w:rPr>
-        <w:t xml:space="preserve">Say:</w:t>
-      </w:r>
-      <w:r>
-        <w:t xml:space="preserve"> </w:t>
-      </w:r>
-      <w:r>
-        <w:t xml:space="preserve">“</w:t>
-      </w:r>
-      <w:r>
-        <w:t xml:space="preserve">This is the medical assistant’s workspace. All clinic orders at a glance.</w:t>
-      </w:r>
-      <w:r>
-        <w:t xml:space="preserve">”</w:t>
+        <w:t xml:space="preserve">Version:</w:t>
+      </w:r>
+      <w:r>
+        <w:t xml:space="preserve"> </w:t>
+      </w:r>
+      <w:r>
+        <w:t xml:space="preserve">2.1 (ARCHIVED) |</w:t>
+      </w:r>
+      <w:r>
+        <w:t xml:space="preserve"> </w:t>
+      </w:r>
+      <w:r>
+        <w:rPr>
+          <w:bCs/>
+          <w:b/>
+        </w:rPr>
+        <w:t xml:space="preserve">Date:</w:t>
+      </w:r>
+      <w:r>
+        <w:t xml:space="preserve"> </w:t>
+      </w:r>
+      <w:r>
+        <w:t xml:space="preserve">April 21, 2026</w:t>
+      </w:r>
+      <w:r>
+        <w:t xml:space="preserve"> </w:t>
+      </w:r>
+      <w:r>
+        <w:rPr>
+          <w:bCs/>
+          <w:b/>
+        </w:rPr>
+        <w:t xml:space="preserve">Duration:</w:t>
+      </w:r>
+      <w:r>
+        <w:t xml:space="preserve"> </w:t>
+      </w:r>
+      <w:r>
+        <w:t xml:space="preserve">10–15 minutes</w:t>
+      </w:r>
+      <w:r>
+        <w:t xml:space="preserve"> </w:t>
+      </w:r>
+      <w:r>
+        <w:rPr>
+          <w:bCs/>
+          <w:b/>
+        </w:rPr>
+        <w:t xml:space="preserve">URL:</w:t>
+      </w:r>
+      <w:r>
+        <w:t xml:space="preserve"> </w:t>
+      </w:r>
+      <w:r>
+        <w:t xml:space="preserve">https://functional-medicine-infrastructure.vercel.app</w:t>
+      </w:r>
+    </w:p>
+    <w:p>
+      <w:pPr>
+        <w:pStyle w:val="BlockText"/>
+      </w:pPr>
+      <w:r>
+        <w:rPr>
+          <w:bCs/>
+          <w:b/>
+        </w:rPr>
+        <w:t xml:space="preserve">CI status (as of v2.1):</w:t>
+      </w:r>
+      <w:r>
+        <w:t xml:space="preserve"> </w:t>
+      </w:r>
+      <w:r>
+        <w:t xml:space="preserve">Every merge to main is backed by 65 passing Playwright E2E tests across Chromium / Firefox / WebKit / mobile Chrome, plus 6 jest unit tests covering the HIPAA idle-timeout state machine. E2E blocks merges — no</w:t>
+      </w:r>
+      <w:r>
+        <w:t xml:space="preserve"> </w:t>
+      </w:r>
+      <w:r>
+        <w:rPr>
+          <w:rStyle w:val="VerbatimChar"/>
+        </w:rPr>
+        <w:t xml:space="preserve">continue-on-error</w:t>
+      </w:r>
+      <w:r>
+        <w:t xml:space="preserve"> </w:t>
+      </w:r>
+      <w:r>
+        <w:t xml:space="preserve">escape hatch.</w:t>
       </w:r>
     </w:p>
     <w:p>
@@ -377,14 +632,13 @@
         </w:pict>
       </w:r>
     </w:p>
-    <w:bookmarkEnd w:id="21"/>
-    <w:bookmarkStart w:id="22" w:name="step-2-multi-prescription-flow-4-min"/>
-    <w:p>
-      <w:pPr>
-        <w:pStyle w:val="Heading3"/>
-      </w:pPr>
-      <w:r>
-        <w:t xml:space="preserve">Step 2 — Multi-Prescription Flow (4 min)</w:t>
+    <w:bookmarkStart w:id="22" w:name="before-you-start"/>
+    <w:p>
+      <w:pPr>
+        <w:pStyle w:val="Heading2"/>
+      </w:pPr>
+      <w:r>
+        <w:t xml:space="preserve">Before You Start</w:t>
       </w:r>
     </w:p>
     <w:p>
@@ -396,31 +650,22 @@
         <w:pStyle w:val="Compact"/>
       </w:pPr>
       <w:r>
-        <w:t xml:space="preserve">Click</w:t>
-      </w:r>
-      <w:r>
-        <w:t xml:space="preserve"> </w:t>
-      </w:r>
-      <w:r>
-        <w:rPr>
-          <w:bCs/>
-          <w:b/>
-        </w:rPr>
-        <w:t xml:space="preserve">“</w:t>
-      </w:r>
-      <w:r>
-        <w:rPr>
-          <w:bCs/>
-          <w:b/>
-        </w:rPr>
-        <w:t xml:space="preserve">+ New Prescription</w:t>
-      </w:r>
-      <w:r>
-        <w:rPr>
-          <w:bCs/>
-          <w:b/>
-        </w:rPr>
-        <w:t xml:space="preserve">”</w:t>
+        <w:t xml:space="preserve">Run</w:t>
+      </w:r>
+      <w:r>
+        <w:t xml:space="preserve"> </w:t>
+      </w:r>
+      <w:r>
+        <w:rPr>
+          <w:rStyle w:val="VerbatimChar"/>
+        </w:rPr>
+        <w:t xml:space="preserve">npm run seed:poc</w:t>
+      </w:r>
+      <w:r>
+        <w:t xml:space="preserve"> </w:t>
+      </w:r>
+      <w:r>
+        <w:t xml:space="preserve">(syncs all credentials)</w:t>
       </w:r>
     </w:p>
     <w:p>
@@ -432,458 +677,140 @@
         <w:pStyle w:val="Compact"/>
       </w:pPr>
       <w:r>
-        <w:t xml:space="preserve">Select</w:t>
-      </w:r>
-      <w:r>
-        <w:t xml:space="preserve"> </w:t>
-      </w:r>
-      <w:r>
-        <w:rPr>
-          <w:bCs/>
-          <w:b/>
-        </w:rPr>
-        <w:t xml:space="preserve">Alex Demo</w:t>
-      </w:r>
-      <w:r>
-        <w:t xml:space="preserve"> </w:t>
-      </w:r>
-      <w:r>
-        <w:t xml:space="preserve">as patient → provider auto-selects → Continue</w:t>
-      </w:r>
-    </w:p>
-    <w:p>
-      <w:pPr>
-        <w:numPr>
-          <w:ilvl w:val="0"/>
-          <w:numId w:val="1003"/>
-        </w:numPr>
-        <w:pStyle w:val="Compact"/>
-      </w:pPr>
-      <w:r>
-        <w:rPr>
-          <w:bCs/>
-          <w:b/>
-        </w:rPr>
-        <w:t xml:space="preserve">Show Quick Actions Panel</w:t>
-      </w:r>
-      <w:r>
-        <w:t xml:space="preserve"> </w:t>
-      </w:r>
-      <w:r>
-        <w:t xml:space="preserve">— Favorites tab (4+ saved configs) and Protocols tab (2 templates). Click a favorite like</w:t>
-      </w:r>
-      <w:r>
-        <w:t xml:space="preserve"> </w:t>
-      </w:r>
-      <w:r>
-        <w:t xml:space="preserve">“</w:t>
-      </w:r>
-      <w:r>
-        <w:t xml:space="preserve">Semaglutide 0.5mg weekly</w:t>
-      </w:r>
-      <w:r>
-        <w:t xml:space="preserve">”</w:t>
-      </w:r>
-      <w:r>
-        <w:t xml:space="preserve"> </w:t>
-      </w:r>
-      <w:r>
-        <w:t xml:space="preserve">for one-click load, OR:</w:t>
-      </w:r>
-    </w:p>
-    <w:p>
-      <w:pPr>
-        <w:numPr>
-          <w:ilvl w:val="0"/>
-          <w:numId w:val="1003"/>
-        </w:numPr>
-        <w:pStyle w:val="Compact"/>
-      </w:pPr>
-      <w:r>
-        <w:t xml:space="preserve">Search</w:t>
-      </w:r>
-      <w:r>
-        <w:t xml:space="preserve"> </w:t>
-      </w:r>
-      <w:r>
-        <w:rPr>
-          <w:bCs/>
-          <w:b/>
-        </w:rPr>
-        <w:t xml:space="preserve">Sema</w:t>
-      </w:r>
-      <w:r>
-        <w:t xml:space="preserve"> </w:t>
-      </w:r>
-      <w:r>
-        <w:t xml:space="preserve">→ Select</w:t>
-      </w:r>
-      <w:r>
-        <w:t xml:space="preserve"> </w:t>
-      </w:r>
-      <w:r>
-        <w:rPr>
-          <w:bCs/>
-          <w:b/>
-        </w:rPr>
-        <w:t xml:space="preserve">Semaglutide</w:t>
-      </w:r>
-      <w:r>
-        <w:t xml:space="preserve"> </w:t>
-      </w:r>
-      <w:r>
-        <w:t xml:space="preserve">→ cascading dropdowns: salt form → formulation → dose/frequency/timing</w:t>
-      </w:r>
-    </w:p>
-    <w:p>
-      <w:pPr>
-        <w:numPr>
-          <w:ilvl w:val="0"/>
-          <w:numId w:val="1003"/>
-        </w:numPr>
-        <w:pStyle w:val="Compact"/>
-      </w:pPr>
-      <w:r>
-        <w:rPr>
-          <w:bCs/>
-          <w:b/>
-        </w:rPr>
-        <w:t xml:space="preserve">Point out the Structured Sig Builder</w:t>
-      </w:r>
-      <w:r>
-        <w:t xml:space="preserve"> </w:t>
-      </w:r>
-      <w:r>
-        <w:t xml:space="preserve">— auto-generated sig with unit conversion. Show Titration/Cycling mode toggles.</w:t>
-      </w:r>
-    </w:p>
-    <w:p>
-      <w:pPr>
-        <w:numPr>
-          <w:ilvl w:val="0"/>
-          <w:numId w:val="1003"/>
-        </w:numPr>
-        <w:pStyle w:val="Compact"/>
-      </w:pPr>
-      <w:r>
-        <w:t xml:space="preserve">Select</w:t>
-      </w:r>
-      <w:r>
-        <w:t xml:space="preserve"> </w:t>
-      </w:r>
-      <w:r>
-        <w:rPr>
-          <w:bCs/>
-          <w:b/>
-        </w:rPr>
-        <w:t xml:space="preserve">Strive Pharmacy</w:t>
-      </w:r>
-      <w:r>
-        <w:t xml:space="preserve"> </w:t>
-      </w:r>
-      <w:r>
-        <w:t xml:space="preserve">→ quantity → Click</w:t>
-      </w:r>
-      <w:r>
-        <w:t xml:space="preserve"> </w:t>
-      </w:r>
-      <w:r>
-        <w:rPr>
-          <w:bCs/>
-          <w:b/>
-        </w:rPr>
-        <w:t xml:space="preserve">“</w:t>
-      </w:r>
-      <w:r>
-        <w:rPr>
-          <w:bCs/>
-          <w:b/>
-        </w:rPr>
-        <w:t xml:space="preserve">Continue — Set Retail Price</w:t>
-      </w:r>
-      <w:r>
-        <w:rPr>
-          <w:bCs/>
-          <w:b/>
-        </w:rPr>
-        <w:t xml:space="preserve">”</w:t>
-      </w:r>
-    </w:p>
-    <w:p>
-      <w:pPr>
-        <w:numPr>
-          <w:ilvl w:val="0"/>
-          <w:numId w:val="1003"/>
-        </w:numPr>
-        <w:pStyle w:val="Compact"/>
-      </w:pPr>
-      <w:r>
-        <w:t xml:space="preserve">Click</w:t>
-      </w:r>
-      <w:r>
-        <w:t xml:space="preserve"> </w:t>
-      </w:r>
-      <w:r>
-        <w:rPr>
-          <w:bCs/>
-          <w:b/>
-        </w:rPr>
-        <w:t xml:space="preserve">2x multiplier</w:t>
-      </w:r>
-      <w:r>
-        <w:t xml:space="preserve"> </w:t>
-      </w:r>
-      <w:r>
-        <w:t xml:space="preserve">→ show margin math ($300 retail, $127.50 est. clinic margin). Sig is pre-filled.</w:t>
-      </w:r>
-    </w:p>
-    <w:p>
-      <w:pPr>
-        <w:numPr>
-          <w:ilvl w:val="0"/>
-          <w:numId w:val="1003"/>
-        </w:numPr>
-        <w:pStyle w:val="Compact"/>
-      </w:pPr>
-      <w:r>
-        <w:t xml:space="preserve">Click</w:t>
-      </w:r>
-      <w:r>
-        <w:t xml:space="preserve"> </w:t>
-      </w:r>
-      <w:r>
-        <w:rPr>
-          <w:bCs/>
-          <w:b/>
-        </w:rPr>
-        <w:t xml:space="preserve">“</w:t>
-      </w:r>
-      <w:r>
-        <w:rPr>
-          <w:bCs/>
-          <w:b/>
-        </w:rPr>
-        <w:t xml:space="preserve">Add &amp; Search Another</w:t>
-      </w:r>
-      <w:r>
-        <w:rPr>
-          <w:bCs/>
-          <w:b/>
-        </w:rPr>
-        <w:t xml:space="preserve">”</w:t>
-      </w:r>
-    </w:p>
-    <w:p>
-      <w:pPr>
-        <w:numPr>
-          <w:ilvl w:val="0"/>
-          <w:numId w:val="1003"/>
-        </w:numPr>
-        <w:pStyle w:val="Compact"/>
-      </w:pPr>
-      <w:r>
-        <w:t xml:space="preserve">Search</w:t>
-      </w:r>
-      <w:r>
-        <w:t xml:space="preserve"> </w:t>
-      </w:r>
-      <w:r>
-        <w:rPr>
-          <w:bCs/>
-          <w:b/>
-        </w:rPr>
-        <w:t xml:space="preserve">Test</w:t>
-      </w:r>
-      <w:r>
-        <w:t xml:space="preserve"> </w:t>
-      </w:r>
-      <w:r>
-        <w:t xml:space="preserve">→ Select</w:t>
-      </w:r>
-      <w:r>
-        <w:t xml:space="preserve"> </w:t>
-      </w:r>
-      <w:r>
-        <w:rPr>
-          <w:bCs/>
-          <w:b/>
-        </w:rPr>
-        <w:t xml:space="preserve">Testosterone</w:t>
-      </w:r>
-      <w:r>
-        <w:t xml:space="preserve"> </w:t>
-      </w:r>
-      <w:r>
-        <w:t xml:space="preserve">→</w:t>
-      </w:r>
-      <w:r>
-        <w:t xml:space="preserve"> </w:t>
-      </w:r>
-      <w:r>
-        <w:rPr>
-          <w:bCs/>
-          <w:b/>
-        </w:rPr>
-        <w:t xml:space="preserve">Point out DEA Schedule 3 warning</w:t>
-      </w:r>
-      <w:r>
-        <w:t xml:space="preserve"> </w:t>
-      </w:r>
-      <w:r>
-        <w:t xml:space="preserve">→ Cypionate → formulation → dose/frequency → Strive → set price → Click</w:t>
-      </w:r>
-      <w:r>
-        <w:t xml:space="preserve"> </w:t>
-      </w:r>
-      <w:r>
-        <w:rPr>
-          <w:bCs/>
-          <w:b/>
-        </w:rPr>
-        <w:t xml:space="preserve">“</w:t>
-      </w:r>
-      <w:r>
-        <w:rPr>
-          <w:bCs/>
-          <w:b/>
-        </w:rPr>
-        <w:t xml:space="preserve">Review &amp; Send (2)</w:t>
-      </w:r>
-      <w:r>
-        <w:rPr>
-          <w:bCs/>
-          <w:b/>
-        </w:rPr>
-        <w:t xml:space="preserve">”</w:t>
-      </w:r>
-    </w:p>
-    <w:p>
-      <w:pPr>
-        <w:numPr>
-          <w:ilvl w:val="0"/>
-          <w:numId w:val="1003"/>
-        </w:numPr>
-        <w:pStyle w:val="Compact"/>
-      </w:pPr>
-      <w:r>
-        <w:t xml:space="preserve">Show</w:t>
-      </w:r>
-      <w:r>
-        <w:t xml:space="preserve"> </w:t>
-      </w:r>
-      <w:r>
-        <w:rPr>
-          <w:bCs/>
-          <w:b/>
-        </w:rPr>
-        <w:t xml:space="preserve">batch review</w:t>
-      </w:r>
-      <w:r>
-        <w:t xml:space="preserve">: DEA schedule badges on controlled substance cards, drug interaction alerts (if applicable), 2 prescription cards, combined totals, single signature pad</w:t>
-      </w:r>
-    </w:p>
-    <w:p>
-      <w:pPr>
-        <w:numPr>
-          <w:ilvl w:val="0"/>
-          <w:numId w:val="1003"/>
-        </w:numPr>
-        <w:pStyle w:val="Compact"/>
-      </w:pPr>
-      <w:r>
-        <w:rPr>
-          <w:bCs/>
-          <w:b/>
-        </w:rPr>
-        <w:t xml:space="preserve">Sign</w:t>
-      </w:r>
-      <w:r>
-        <w:t xml:space="preserve"> </w:t>
-      </w:r>
-      <w:r>
-        <w:t xml:space="preserve">→</w:t>
-      </w:r>
-      <w:r>
-        <w:t xml:space="preserve"> </w:t>
-      </w:r>
-      <w:r>
-        <w:rPr>
-          <w:bCs/>
-          <w:b/>
-        </w:rPr>
-        <w:t xml:space="preserve">“</w:t>
-      </w:r>
-      <w:r>
-        <w:rPr>
-          <w:bCs/>
-          <w:b/>
-        </w:rPr>
-        <w:t xml:space="preserve">Confirm &amp; Send</w:t>
-      </w:r>
-      <w:r>
-        <w:rPr>
-          <w:bCs/>
-          <w:b/>
-        </w:rPr>
-        <w:t xml:space="preserve">”</w:t>
-      </w:r>
-      <w:r>
-        <w:t xml:space="preserve"> </w:t>
-      </w:r>
-      <w:r>
-        <w:t xml:space="preserve">→ orders submit and redirect to dashboard</w:t>
-      </w:r>
-    </w:p>
-    <w:p>
-      <w:pPr>
-        <w:pStyle w:val="BlockText"/>
-      </w:pPr>
-      <w:r>
-        <w:rPr>
-          <w:bCs/>
-          <w:b/>
-        </w:rPr>
-        <w:t xml:space="preserve">EPCS 2FA Tip:</w:t>
-      </w:r>
-      <w:r>
-        <w:t xml:space="preserve"> </w:t>
-      </w:r>
-      <w:r>
-        <w:t xml:space="preserve">The EPCS 2FA modal (QR code + 6-digit TOTP) triggers from the single-Rx favorites flow with a controlled substance, not the batch path. Demo it separately if needed.</w:t>
-      </w:r>
-    </w:p>
-    <w:p>
-      <w:pPr>
-        <w:pStyle w:val="FirstParagraph"/>
-      </w:pPr>
-      <w:r>
-        <w:rPr>
-          <w:bCs/>
-          <w:b/>
-        </w:rPr>
-        <w:t xml:space="preserve">Say:</w:t>
-      </w:r>
-      <w:r>
-        <w:t xml:space="preserve"> </w:t>
-      </w:r>
-      <w:r>
-        <w:t xml:space="preserve">“</w:t>
-      </w:r>
-      <w:r>
-        <w:t xml:space="preserve">Cascading dropdowns, structured sig builder, provider favorites, DEA-compliant 2FA. Patient selected first. Two prescriptions. One signature. 45 seconds for a multi-medication visit.</w:t>
-      </w:r>
-      <w:r>
-        <w:t xml:space="preserve">”</w:t>
+        <w:rPr>
+          <w:strike/>
+        </w:rPr>
+        <w:t xml:space="preserve">Stripe test card:</w:t>
+      </w:r>
+      <w:r>
+        <w:rPr>
+          <w:strike/>
+        </w:rPr>
+        <w:t xml:space="preserve"> </w:t>
+      </w:r>
+      <w:r>
+        <w:rPr>
+          <w:rStyle w:val="VerbatimChar"/>
+          <w:strike/>
+        </w:rPr>
+        <w:t xml:space="preserve">4242 4242 4242 4242</w:t>
+      </w:r>
+      <w:r>
+        <w:rPr>
+          <w:strike/>
+        </w:rPr>
+        <w:t xml:space="preserve"> </w:t>
+      </w:r>
+      <w:r>
+        <w:rPr>
+          <w:strike/>
+        </w:rPr>
+        <w:t xml:space="preserve">|</w:t>
+      </w:r>
+      <w:r>
+        <w:rPr>
+          <w:strike/>
+        </w:rPr>
+        <w:t xml:space="preserve"> </w:t>
+      </w:r>
+      <w:r>
+        <w:rPr>
+          <w:rStyle w:val="VerbatimChar"/>
+          <w:strike/>
+        </w:rPr>
+        <w:t xml:space="preserve">12/28</w:t>
+      </w:r>
+      <w:r>
+        <w:rPr>
+          <w:strike/>
+        </w:rPr>
+        <w:t xml:space="preserve"> </w:t>
+      </w:r>
+      <w:r>
+        <w:rPr>
+          <w:strike/>
+        </w:rPr>
+        <w:t xml:space="preserve">|</w:t>
+      </w:r>
+      <w:r>
+        <w:rPr>
+          <w:strike/>
+        </w:rPr>
+        <w:t xml:space="preserve"> </w:t>
+      </w:r>
+      <w:r>
+        <w:rPr>
+          <w:rStyle w:val="VerbatimChar"/>
+          <w:strike/>
+        </w:rPr>
+        <w:t xml:space="preserve">123</w:t>
+      </w:r>
+      <w:r>
+        <w:rPr>
+          <w:strike/>
+        </w:rPr>
+        <w:t xml:space="preserve"> </w:t>
+      </w:r>
+      <w:r>
+        <w:rPr>
+          <w:strike/>
+        </w:rPr>
+        <w:t xml:space="preserve">|</w:t>
+      </w:r>
+      <w:r>
+        <w:rPr>
+          <w:strike/>
+        </w:rPr>
+        <w:t xml:space="preserve"> </w:t>
+      </w:r>
+      <w:r>
+        <w:rPr>
+          <w:rStyle w:val="VerbatimChar"/>
+          <w:strike/>
+        </w:rPr>
+        <w:t xml:space="preserve">78701</w:t>
+      </w:r>
+      <w:r>
+        <w:t xml:space="preserve"> </w:t>
+      </w:r>
+      <w:r>
+        <w:t xml:space="preserve">—</w:t>
+      </w:r>
+      <w:r>
+        <w:t xml:space="preserve"> </w:t>
+      </w:r>
+      <w:r>
+        <w:rPr>
+          <w:bCs/>
+          <w:b/>
+        </w:rPr>
+        <w:t xml:space="preserve">REMOVED. Production is on live Stripe keys. No card is entered in this demo.</w:t>
+      </w:r>
+    </w:p>
+    <w:p>
+      <w:r>
+        <w:pict>
+          <v:rect style="width:0;height:1.5pt" o:hralign="center" o:hrstd="t" o:hr="t"/>
+        </w:pict>
       </w:r>
     </w:p>
     <w:bookmarkEnd w:id="22"/>
-    <w:bookmarkStart w:id="23" w:name="step-2b-draft-flow-2-min"/>
+    <w:bookmarkStart w:id="30" w:name="demo-flow-6-steps"/>
+    <w:p>
+      <w:pPr>
+        <w:pStyle w:val="Heading2"/>
+      </w:pPr>
+      <w:r>
+        <w:t xml:space="preserve">Demo Flow (6 Steps)</w:t>
+      </w:r>
+    </w:p>
+    <w:bookmarkStart w:id="23" w:name="step-1-show-the-clinic-app-2-min"/>
     <w:p>
       <w:pPr>
         <w:pStyle w:val="Heading3"/>
       </w:pPr>
       <w:r>
-        <w:t xml:space="preserve">Step 2B — Draft Flow (2 min)</w:t>
+        <w:t xml:space="preserve">Step 1 — Show the Clinic App (2 min)</w:t>
       </w:r>
     </w:p>
     <w:p>
@@ -895,37 +822,46 @@
         <w:pStyle w:val="Compact"/>
       </w:pPr>
       <w:r>
-        <w:t xml:space="preserve">Click</w:t>
-      </w:r>
-      <w:r>
-        <w:t xml:space="preserve"> </w:t>
-      </w:r>
-      <w:r>
-        <w:rPr>
-          <w:bCs/>
-          <w:b/>
-        </w:rPr>
-        <w:t xml:space="preserve">“</w:t>
-      </w:r>
-      <w:r>
-        <w:rPr>
-          <w:bCs/>
-          <w:b/>
-        </w:rPr>
-        <w:t xml:space="preserve">+ New Prescription</w:t>
-      </w:r>
-      <w:r>
-        <w:rPr>
-          <w:bCs/>
-          <w:b/>
-        </w:rPr>
-        <w:t xml:space="preserve">”</w:t>
-      </w:r>
-      <w:r>
-        <w:t xml:space="preserve"> </w:t>
-      </w:r>
-      <w:r>
-        <w:t xml:space="preserve">→ Select Alex Demo → Continue</w:t>
+        <w:t xml:space="preserve">Go to</w:t>
+      </w:r>
+      <w:r>
+        <w:t xml:space="preserve"> </w:t>
+      </w:r>
+      <w:r>
+        <w:rPr>
+          <w:rStyle w:val="VerbatimChar"/>
+        </w:rPr>
+        <w:t xml:space="preserve">/login</w:t>
+      </w:r>
+      <w:r>
+        <w:t xml:space="preserve"> </w:t>
+      </w:r>
+      <w:r>
+        <w:t xml:space="preserve">→ log in as</w:t>
+      </w:r>
+      <w:r>
+        <w:t xml:space="preserve"> </w:t>
+      </w:r>
+      <w:r>
+        <w:rPr>
+          <w:rStyle w:val="VerbatimChar"/>
+        </w:rPr>
+        <w:t xml:space="preserve">admin@sunrise-clinic.com</w:t>
+      </w:r>
+      <w:r>
+        <w:t xml:space="preserve"> </w:t>
+      </w:r>
+      <w:r>
+        <w:t xml:space="preserve">/</w:t>
+      </w:r>
+      <w:r>
+        <w:t xml:space="preserve"> </w:t>
+      </w:r>
+      <w:r>
+        <w:rPr>
+          <w:rStyle w:val="VerbatimChar"/>
+        </w:rPr>
+        <w:t xml:space="preserve">POCClinic2026!</w:t>
       </w:r>
     </w:p>
     <w:p>
@@ -937,23 +873,23 @@
         <w:pStyle w:val="Compact"/>
       </w:pPr>
       <w:r>
-        <w:t xml:space="preserve">Search</w:t>
-      </w:r>
-      <w:r>
-        <w:t xml:space="preserve"> </w:t>
-      </w:r>
-      <w:r>
-        <w:rPr>
-          <w:bCs/>
-          <w:b/>
-        </w:rPr>
-        <w:t xml:space="preserve">Sema</w:t>
-      </w:r>
-      <w:r>
-        <w:t xml:space="preserve"> </w:t>
-      </w:r>
-      <w:r>
-        <w:t xml:space="preserve">→ Select pharmacy → 2x multiplier → Enter Sig</w:t>
+        <w:t xml:space="preserve">Show the</w:t>
+      </w:r>
+      <w:r>
+        <w:t xml:space="preserve"> </w:t>
+      </w:r>
+      <w:r>
+        <w:rPr>
+          <w:bCs/>
+          <w:b/>
+        </w:rPr>
+        <w:t xml:space="preserve">dashboard</w:t>
+      </w:r>
+      <w:r>
+        <w:t xml:space="preserve"> </w:t>
+      </w:r>
+      <w:r>
+        <w:t xml:space="preserve">— KPI cards, order table, kanban toggle</w:t>
       </w:r>
     </w:p>
     <w:p>
@@ -965,261 +901,99 @@
         <w:pStyle w:val="Compact"/>
       </w:pPr>
       <w:r>
-        <w:t xml:space="preserve">Click</w:t>
-      </w:r>
-      <w:r>
-        <w:t xml:space="preserve"> </w:t>
-      </w:r>
-      <w:r>
-        <w:rPr>
-          <w:bCs/>
-          <w:b/>
-        </w:rPr>
+        <w:t xml:space="preserve">Collapse/expand the</w:t>
+      </w:r>
+      <w:r>
+        <w:t xml:space="preserve"> </w:t>
+      </w:r>
+      <w:r>
+        <w:rPr>
+          <w:bCs/>
+          <w:b/>
+        </w:rPr>
+        <w:t xml:space="preserve">sidebar</w:t>
+      </w:r>
+    </w:p>
+    <w:p>
+      <w:pPr>
+        <w:pStyle w:val="FirstParagraph"/>
+      </w:pPr>
+      <w:r>
+        <w:rPr>
+          <w:bCs/>
+          <w:b/>
+        </w:rPr>
+        <w:t xml:space="preserve">Say:</w:t>
+      </w:r>
+      <w:r>
+        <w:t xml:space="preserve"> </w:t>
+      </w:r>
+      <w:r>
         <w:t xml:space="preserve">“</w:t>
       </w:r>
       <w:r>
-        <w:rPr>
-          <w:bCs/>
-          <w:b/>
-        </w:rPr>
-        <w:t xml:space="preserve">Save as Draft — Provider Signs Later</w:t>
-      </w:r>
-      <w:r>
-        <w:rPr>
-          <w:bCs/>
-          <w:b/>
-        </w:rPr>
+        <w:t xml:space="preserve">This is the medical assistant’s workspace. All clinic orders at a glance.</w:t>
+      </w:r>
+      <w:r>
         <w:t xml:space="preserve">”</w:t>
       </w:r>
-      <w:r>
-        <w:t xml:space="preserve"> </w:t>
-      </w:r>
-      <w:r>
-        <w:t xml:space="preserve">→ redirects to dashboard</w:t>
-      </w:r>
-    </w:p>
-    <w:p>
-      <w:pPr>
-        <w:numPr>
-          <w:ilvl w:val="0"/>
-          <w:numId w:val="1004"/>
-        </w:numPr>
-        <w:pStyle w:val="Compact"/>
-      </w:pPr>
-      <w:r>
-        <w:t xml:space="preserve">Show</w:t>
-      </w:r>
-      <w:r>
-        <w:t xml:space="preserve"> </w:t>
-      </w:r>
-      <w:r>
-        <w:rPr>
-          <w:bCs/>
-          <w:b/>
-        </w:rPr>
-        <w:t xml:space="preserve">“</w:t>
-      </w:r>
-      <w:r>
-        <w:rPr>
-          <w:bCs/>
-          <w:b/>
-        </w:rPr>
-        <w:t xml:space="preserve">Drafts</w:t>
-      </w:r>
-      <w:r>
-        <w:rPr>
-          <w:bCs/>
-          <w:b/>
-        </w:rPr>
-        <w:t xml:space="preserve">”</w:t>
-      </w:r>
-      <w:r>
-        <w:rPr>
-          <w:bCs/>
-          <w:b/>
-        </w:rPr>
-        <w:t xml:space="preserve"> </w:t>
-      </w:r>
-      <w:r>
-        <w:rPr>
-          <w:bCs/>
-          <w:b/>
-        </w:rPr>
-        <w:t xml:space="preserve">tab</w:t>
-      </w:r>
-      <w:r>
-        <w:t xml:space="preserve"> </w:t>
-      </w:r>
-      <w:r>
-        <w:t xml:space="preserve">— the draft order is visible</w:t>
-      </w:r>
-    </w:p>
-    <w:p>
-      <w:pPr>
-        <w:numPr>
-          <w:ilvl w:val="0"/>
-          <w:numId w:val="1004"/>
-        </w:numPr>
-        <w:pStyle w:val="Compact"/>
-      </w:pPr>
-      <w:r>
-        <w:rPr>
-          <w:bCs/>
-          <w:b/>
-        </w:rPr>
-        <w:t xml:space="preserve">Sign out</w:t>
-      </w:r>
-      <w:r>
-        <w:t xml:space="preserve"> </w:t>
-      </w:r>
-      <w:r>
-        <w:t xml:space="preserve">→ Log in as provider:</w:t>
-      </w:r>
-      <w:r>
+    </w:p>
+    <w:p>
+      <w:pPr>
+        <w:pStyle w:val="BlockText"/>
+      </w:pPr>
+      <w:r>
+        <w:rPr>
+          <w:iCs/>
+          <w:i/>
+        </w:rPr>
+        <w:t xml:space="preserve">(Superseded: run this as</w:t>
+      </w:r>
+      <w:r>
+        <w:rPr>
+          <w:iCs/>
+          <w:i/>
+        </w:rPr>
         <w:t xml:space="preserve"> </w:t>
       </w:r>
       <w:r>
         <w:rPr>
           <w:rStyle w:val="VerbatimChar"/>
-        </w:rPr>
-        <w:t xml:space="preserve">dr.chen@sunrise-clinic.com</w:t>
-      </w:r>
-      <w:r>
-        <w:t xml:space="preserve"> </w:t>
-      </w:r>
-      <w:r>
-        <w:t xml:space="preserve">/</w:t>
-      </w:r>
-      <w:r>
-        <w:t xml:space="preserve"> </w:t>
-      </w:r>
-      <w:r>
-        <w:rPr>
-          <w:rStyle w:val="VerbatimChar"/>
-        </w:rPr>
-        <w:t xml:space="preserve">POCProvider2026!</w:t>
-      </w:r>
-    </w:p>
-    <w:p>
-      <w:pPr>
-        <w:numPr>
-          <w:ilvl w:val="0"/>
-          <w:numId w:val="1004"/>
-        </w:numPr>
-        <w:pStyle w:val="Compact"/>
-      </w:pPr>
-      <w:r>
-        <w:t xml:space="preserve">Click</w:t>
-      </w:r>
-      <w:r>
-        <w:t xml:space="preserve"> </w:t>
-      </w:r>
-      <w:r>
-        <w:rPr>
-          <w:bCs/>
-          <w:b/>
-        </w:rPr>
-        <w:t xml:space="preserve">Drafts</w:t>
-      </w:r>
-      <w:r>
-        <w:t xml:space="preserve"> </w:t>
-      </w:r>
-      <w:r>
-        <w:t xml:space="preserve">tab → Click draft → Click amber</w:t>
-      </w:r>
-      <w:r>
-        <w:t xml:space="preserve"> </w:t>
-      </w:r>
-      <w:r>
-        <w:rPr>
-          <w:bCs/>
-          <w:b/>
-        </w:rPr>
-        <w:t xml:space="preserve">“</w:t>
-      </w:r>
-      <w:r>
-        <w:rPr>
-          <w:bCs/>
-          <w:b/>
-        </w:rPr>
-        <w:t xml:space="preserve">Review &amp; Sign</w:t>
-      </w:r>
-      <w:r>
-        <w:rPr>
-          <w:bCs/>
-          <w:b/>
-        </w:rPr>
-        <w:t xml:space="preserve">”</w:t>
-      </w:r>
-      <w:r>
-        <w:t xml:space="preserve"> </w:t>
-      </w:r>
-      <w:r>
-        <w:t xml:space="preserve">button</w:t>
-      </w:r>
-    </w:p>
-    <w:p>
-      <w:pPr>
-        <w:numPr>
-          <w:ilvl w:val="0"/>
-          <w:numId w:val="1004"/>
-        </w:numPr>
-        <w:pStyle w:val="Compact"/>
-      </w:pPr>
-      <w:r>
-        <w:t xml:space="preserve">Review details →</w:t>
-      </w:r>
-      <w:r>
-        <w:t xml:space="preserve"> </w:t>
-      </w:r>
-      <w:r>
-        <w:rPr>
-          <w:bCs/>
-          <w:b/>
-        </w:rPr>
-        <w:t xml:space="preserve">Sign</w:t>
-      </w:r>
-      <w:r>
-        <w:t xml:space="preserve"> </w:t>
-      </w:r>
-      <w:r>
-        <w:t xml:space="preserve">→ Confirm → order moves to</w:t>
-      </w:r>
-      <w:r>
-        <w:t xml:space="preserve"> </w:t>
-      </w:r>
-      <w:r>
-        <w:t xml:space="preserve">“</w:t>
-      </w:r>
-      <w:r>
-        <w:t xml:space="preserve">Awaiting Payment</w:t>
-      </w:r>
-      <w:r>
-        <w:t xml:space="preserve">”</w:t>
-      </w:r>
-    </w:p>
-    <w:p>
-      <w:pPr>
-        <w:pStyle w:val="FirstParagraph"/>
-      </w:pPr>
-      <w:r>
-        <w:rPr>
-          <w:bCs/>
-          <w:b/>
-        </w:rPr>
-        <w:t xml:space="preserve">Say:</w:t>
-      </w:r>
-      <w:r>
-        <w:t xml:space="preserve"> </w:t>
-      </w:r>
-      <w:r>
-        <w:t xml:space="preserve">“</w:t>
-      </w:r>
-      <w:r>
-        <w:t xml:space="preserve">The MA saves it. The provider signs it later. Different sessions, different logins. This is how real clinics work.</w:t>
-      </w:r>
-      <w:r>
-        <w:t xml:space="preserve">”</w:t>
+          <w:iCs/>
+          <w:i/>
+        </w:rPr>
+        <w:t xml:space="preserve">ma@sunrise-clinic.com</w:t>
+      </w:r>
+      <w:r>
+        <w:rPr>
+          <w:iCs/>
+          <w:i/>
+        </w:rPr>
+        <w:t xml:space="preserve"> </w:t>
+      </w:r>
+      <w:r>
+        <w:rPr>
+          <w:iCs/>
+          <w:i/>
+        </w:rPr>
+        <w:t xml:space="preserve">— see Detailed doc Part 3A.)</w:t>
+      </w:r>
+    </w:p>
+    <w:p>
+      <w:r>
+        <w:pict>
+          <v:rect style="width:0;height:1.5pt" o:hralign="center" o:hrstd="t" o:hr="t"/>
+        </w:pict>
+      </w:r>
+    </w:p>
+    <w:bookmarkEnd w:id="23"/>
+    <w:bookmarkStart w:id="24" w:name="step-2-multi-prescription-flow-4-min"/>
+    <w:p>
+      <w:pPr>
+        <w:pStyle w:val="Heading3"/>
+      </w:pPr>
+      <w:r>
+        <w:t xml:space="preserve">Step 2 — Multi-Prescription Flow (4 min)</w:t>
       </w:r>
     </w:p>
     <w:p>
@@ -1231,58 +1005,531 @@
         <w:pStyle w:val="Compact"/>
       </w:pPr>
       <w:r>
-        <w:rPr>
-          <w:bCs/>
-          <w:b/>
-        </w:rPr>
-        <w:t xml:space="preserve">Get the checkout URL</w:t>
-      </w:r>
-      <w:r>
-        <w:t xml:space="preserve"> </w:t>
-      </w:r>
-      <w:r>
-        <w:t xml:space="preserve">— In a separate terminal, run:</w:t>
-      </w:r>
-    </w:p>
-    <w:p>
-      <w:pPr>
-        <w:pStyle w:val="SourceCode"/>
-      </w:pPr>
-      <w:r>
-        <w:rPr>
-          <w:rStyle w:val="ExtensionTok"/>
-        </w:rPr>
-        <w:t xml:space="preserve">npx</w:t>
-      </w:r>
-      <w:r>
-        <w:rPr>
-          <w:rStyle w:val="NormalTok"/>
-        </w:rPr>
-        <w:t xml:space="preserve"> dotenv </w:t>
-      </w:r>
-      <w:r>
-        <w:rPr>
-          <w:rStyle w:val="AttributeTok"/>
-        </w:rPr>
-        <w:t xml:space="preserve">-e</w:t>
-      </w:r>
-      <w:r>
-        <w:rPr>
-          <w:rStyle w:val="NormalTok"/>
-        </w:rPr>
-        <w:t xml:space="preserve"> .env.local </w:t>
-      </w:r>
-      <w:r>
-        <w:rPr>
-          <w:rStyle w:val="AttributeTok"/>
-        </w:rPr>
-        <w:t xml:space="preserve">--</w:t>
-      </w:r>
-      <w:r>
-        <w:rPr>
-          <w:rStyle w:val="NormalTok"/>
-        </w:rPr>
-        <w:t xml:space="preserve"> npx tsx scripts/get-checkout-url.ts</w:t>
+        <w:t xml:space="preserve">Click</w:t>
+      </w:r>
+      <w:r>
+        <w:t xml:space="preserve"> </w:t>
+      </w:r>
+      <w:r>
+        <w:rPr>
+          <w:bCs/>
+          <w:b/>
+        </w:rPr>
+        <w:t xml:space="preserve">“</w:t>
+      </w:r>
+      <w:r>
+        <w:rPr>
+          <w:bCs/>
+          <w:b/>
+        </w:rPr>
+        <w:t xml:space="preserve">+ New Prescription</w:t>
+      </w:r>
+      <w:r>
+        <w:rPr>
+          <w:bCs/>
+          <w:b/>
+        </w:rPr>
+        <w:t xml:space="preserve">”</w:t>
+      </w:r>
+    </w:p>
+    <w:p>
+      <w:pPr>
+        <w:numPr>
+          <w:ilvl w:val="0"/>
+          <w:numId w:val="1005"/>
+        </w:numPr>
+        <w:pStyle w:val="Compact"/>
+      </w:pPr>
+      <w:r>
+        <w:t xml:space="preserve">Select</w:t>
+      </w:r>
+      <w:r>
+        <w:t xml:space="preserve"> </w:t>
+      </w:r>
+      <w:r>
+        <w:rPr>
+          <w:bCs/>
+          <w:b/>
+        </w:rPr>
+        <w:t xml:space="preserve">Alex Demo</w:t>
+      </w:r>
+      <w:r>
+        <w:t xml:space="preserve"> </w:t>
+      </w:r>
+      <w:r>
+        <w:t xml:space="preserve">as patient → provider auto-selects → Continue</w:t>
+      </w:r>
+      <w:r>
+        <w:t xml:space="preserve"> </w:t>
+      </w:r>
+      <w:r>
+        <w:rPr>
+          <w:iCs/>
+          <w:i/>
+        </w:rPr>
+        <w:t xml:space="preserve">(superseded: the provider is a real selection from 4 providers)</w:t>
+      </w:r>
+    </w:p>
+    <w:p>
+      <w:pPr>
+        <w:numPr>
+          <w:ilvl w:val="0"/>
+          <w:numId w:val="1005"/>
+        </w:numPr>
+        <w:pStyle w:val="Compact"/>
+      </w:pPr>
+      <w:r>
+        <w:rPr>
+          <w:bCs/>
+          <w:b/>
+        </w:rPr>
+        <w:t xml:space="preserve">Show Quick Actions Panel</w:t>
+      </w:r>
+      <w:r>
+        <w:t xml:space="preserve"> </w:t>
+      </w:r>
+      <w:r>
+        <w:t xml:space="preserve">— Favorites tab (4+ saved configs) and Protocols tab (2 templates)</w:t>
+      </w:r>
+      <w:r>
+        <w:t xml:space="preserve"> </w:t>
+      </w:r>
+      <w:r>
+        <w:rPr>
+          <w:iCs/>
+          <w:i/>
+        </w:rPr>
+        <w:t xml:space="preserve">(superseded: Favorites (10), Protocols (3))</w:t>
+      </w:r>
+      <w:r>
+        <w:t xml:space="preserve">. Click a favorite like</w:t>
+      </w:r>
+      <w:r>
+        <w:t xml:space="preserve"> </w:t>
+      </w:r>
+      <w:r>
+        <w:t xml:space="preserve">“</w:t>
+      </w:r>
+      <w:r>
+        <w:t xml:space="preserve">Semaglutide 0.5mg weekly</w:t>
+      </w:r>
+      <w:r>
+        <w:t xml:space="preserve">”</w:t>
+      </w:r>
+      <w:r>
+        <w:t xml:space="preserve"> </w:t>
+      </w:r>
+      <w:r>
+        <w:t xml:space="preserve">for one-click load, OR:</w:t>
+      </w:r>
+    </w:p>
+    <w:p>
+      <w:pPr>
+        <w:numPr>
+          <w:ilvl w:val="0"/>
+          <w:numId w:val="1005"/>
+        </w:numPr>
+        <w:pStyle w:val="Compact"/>
+      </w:pPr>
+      <w:r>
+        <w:t xml:space="preserve">Search</w:t>
+      </w:r>
+      <w:r>
+        <w:t xml:space="preserve"> </w:t>
+      </w:r>
+      <w:r>
+        <w:rPr>
+          <w:bCs/>
+          <w:b/>
+        </w:rPr>
+        <w:t xml:space="preserve">Sema</w:t>
+      </w:r>
+      <w:r>
+        <w:t xml:space="preserve"> </w:t>
+      </w:r>
+      <w:r>
+        <w:t xml:space="preserve">→ Select</w:t>
+      </w:r>
+      <w:r>
+        <w:t xml:space="preserve"> </w:t>
+      </w:r>
+      <w:r>
+        <w:rPr>
+          <w:bCs/>
+          <w:b/>
+        </w:rPr>
+        <w:t xml:space="preserve">Semaglutide</w:t>
+      </w:r>
+      <w:r>
+        <w:t xml:space="preserve"> </w:t>
+      </w:r>
+      <w:r>
+        <w:t xml:space="preserve">→ cascading dropdowns: salt form → formulation → dose/frequency/timing</w:t>
+      </w:r>
+    </w:p>
+    <w:p>
+      <w:pPr>
+        <w:numPr>
+          <w:ilvl w:val="0"/>
+          <w:numId w:val="1005"/>
+        </w:numPr>
+        <w:pStyle w:val="Compact"/>
+      </w:pPr>
+      <w:r>
+        <w:rPr>
+          <w:bCs/>
+          <w:b/>
+        </w:rPr>
+        <w:t xml:space="preserve">Point out the Structured Sig Builder</w:t>
+      </w:r>
+      <w:r>
+        <w:t xml:space="preserve"> </w:t>
+      </w:r>
+      <w:r>
+        <w:t xml:space="preserve">— auto-generated sig with unit conversion. Show Titration/Cycling mode toggles.</w:t>
+      </w:r>
+    </w:p>
+    <w:p>
+      <w:pPr>
+        <w:numPr>
+          <w:ilvl w:val="0"/>
+          <w:numId w:val="1005"/>
+        </w:numPr>
+        <w:pStyle w:val="Compact"/>
+      </w:pPr>
+      <w:r>
+        <w:t xml:space="preserve">Select</w:t>
+      </w:r>
+      <w:r>
+        <w:t xml:space="preserve"> </w:t>
+      </w:r>
+      <w:r>
+        <w:rPr>
+          <w:bCs/>
+          <w:b/>
+        </w:rPr>
+        <w:t xml:space="preserve">Strive Pharmacy</w:t>
+      </w:r>
+      <w:r>
+        <w:t xml:space="preserve"> </w:t>
+      </w:r>
+      <w:r>
+        <w:t xml:space="preserve">→ quantity → Click</w:t>
+      </w:r>
+      <w:r>
+        <w:t xml:space="preserve"> </w:t>
+      </w:r>
+      <w:r>
+        <w:rPr>
+          <w:bCs/>
+          <w:b/>
+        </w:rPr>
+        <w:t xml:space="preserve">“</w:t>
+      </w:r>
+      <w:r>
+        <w:rPr>
+          <w:bCs/>
+          <w:b/>
+        </w:rPr>
+        <w:t xml:space="preserve">Continue — Set Retail Price</w:t>
+      </w:r>
+      <w:r>
+        <w:rPr>
+          <w:bCs/>
+          <w:b/>
+        </w:rPr>
+        <w:t xml:space="preserve">”</w:t>
+      </w:r>
+    </w:p>
+    <w:p>
+      <w:pPr>
+        <w:numPr>
+          <w:ilvl w:val="0"/>
+          <w:numId w:val="1005"/>
+        </w:numPr>
+        <w:pStyle w:val="Compact"/>
+      </w:pPr>
+      <w:r>
+        <w:t xml:space="preserve">Click</w:t>
+      </w:r>
+      <w:r>
+        <w:t xml:space="preserve"> </w:t>
+      </w:r>
+      <w:r>
+        <w:rPr>
+          <w:bCs/>
+          <w:b/>
+        </w:rPr>
+        <w:t xml:space="preserve">2x multiplier</w:t>
+      </w:r>
+      <w:r>
+        <w:t xml:space="preserve"> </w:t>
+      </w:r>
+      <w:r>
+        <w:t xml:space="preserve">→ show margin math (</w:t>
+      </w:r>
+      <w:r>
+        <w:rPr>
+          <w:strike/>
+        </w:rPr>
+        <w:t xml:space="preserve">$300 retail, $127.50 est. clinic margin</w:t>
+      </w:r>
+      <w:r>
+        <w:t xml:space="preserve"> </w:t>
+      </w:r>
+      <w:r>
+        <w:t xml:space="preserve">→ superseded:</w:t>
+      </w:r>
+      <w:r>
+        <w:t xml:space="preserve"> </w:t>
+      </w:r>
+      <w:r>
+        <w:rPr>
+          <w:bCs/>
+          <w:b/>
+        </w:rPr>
+        <w:t xml:space="preserve">$190.00 retail, $80.75 est. clinic margin</w:t>
+      </w:r>
+      <w:r>
+        <w:t xml:space="preserve">). Sig is pre-filled.</w:t>
+      </w:r>
+    </w:p>
+    <w:p>
+      <w:pPr>
+        <w:numPr>
+          <w:ilvl w:val="0"/>
+          <w:numId w:val="1005"/>
+        </w:numPr>
+        <w:pStyle w:val="Compact"/>
+      </w:pPr>
+      <w:r>
+        <w:t xml:space="preserve">Click</w:t>
+      </w:r>
+      <w:r>
+        <w:t xml:space="preserve"> </w:t>
+      </w:r>
+      <w:r>
+        <w:rPr>
+          <w:bCs/>
+          <w:b/>
+        </w:rPr>
+        <w:t xml:space="preserve">“</w:t>
+      </w:r>
+      <w:r>
+        <w:rPr>
+          <w:bCs/>
+          <w:b/>
+        </w:rPr>
+        <w:t xml:space="preserve">Add &amp; Search Another</w:t>
+      </w:r>
+      <w:r>
+        <w:rPr>
+          <w:bCs/>
+          <w:b/>
+        </w:rPr>
+        <w:t xml:space="preserve">”</w:t>
+      </w:r>
+    </w:p>
+    <w:p>
+      <w:pPr>
+        <w:numPr>
+          <w:ilvl w:val="0"/>
+          <w:numId w:val="1005"/>
+        </w:numPr>
+        <w:pStyle w:val="Compact"/>
+      </w:pPr>
+      <w:r>
+        <w:t xml:space="preserve">Search</w:t>
+      </w:r>
+      <w:r>
+        <w:t xml:space="preserve"> </w:t>
+      </w:r>
+      <w:r>
+        <w:rPr>
+          <w:bCs/>
+          <w:b/>
+        </w:rPr>
+        <w:t xml:space="preserve">Test</w:t>
+      </w:r>
+      <w:r>
+        <w:t xml:space="preserve"> </w:t>
+      </w:r>
+      <w:r>
+        <w:t xml:space="preserve">→ Select</w:t>
+      </w:r>
+      <w:r>
+        <w:t xml:space="preserve"> </w:t>
+      </w:r>
+      <w:r>
+        <w:rPr>
+          <w:bCs/>
+          <w:b/>
+        </w:rPr>
+        <w:t xml:space="preserve">Testosterone</w:t>
+      </w:r>
+      <w:r>
+        <w:t xml:space="preserve"> </w:t>
+      </w:r>
+      <w:r>
+        <w:t xml:space="preserve">→</w:t>
+      </w:r>
+      <w:r>
+        <w:t xml:space="preserve"> </w:t>
+      </w:r>
+      <w:r>
+        <w:rPr>
+          <w:bCs/>
+          <w:b/>
+        </w:rPr>
+        <w:t xml:space="preserve">Point out DEA Schedule 3 warning</w:t>
+      </w:r>
+      <w:r>
+        <w:t xml:space="preserve"> </w:t>
+      </w:r>
+      <w:r>
+        <w:t xml:space="preserve">→ Cypionate → formulation → dose/frequency → Strive → set price → Click</w:t>
+      </w:r>
+      <w:r>
+        <w:t xml:space="preserve"> </w:t>
+      </w:r>
+      <w:r>
+        <w:rPr>
+          <w:bCs/>
+          <w:b/>
+        </w:rPr>
+        <w:t xml:space="preserve">“</w:t>
+      </w:r>
+      <w:r>
+        <w:rPr>
+          <w:bCs/>
+          <w:b/>
+        </w:rPr>
+        <w:t xml:space="preserve">Review &amp; Send (2)</w:t>
+      </w:r>
+      <w:r>
+        <w:rPr>
+          <w:bCs/>
+          <w:b/>
+        </w:rPr>
+        <w:t xml:space="preserve">”</w:t>
+      </w:r>
+    </w:p>
+    <w:p>
+      <w:pPr>
+        <w:numPr>
+          <w:ilvl w:val="0"/>
+          <w:numId w:val="1005"/>
+        </w:numPr>
+        <w:pStyle w:val="Compact"/>
+      </w:pPr>
+      <w:r>
+        <w:t xml:space="preserve">Show</w:t>
+      </w:r>
+      <w:r>
+        <w:t xml:space="preserve"> </w:t>
+      </w:r>
+      <w:r>
+        <w:rPr>
+          <w:bCs/>
+          <w:b/>
+        </w:rPr>
+        <w:t xml:space="preserve">batch review</w:t>
+      </w:r>
+      <w:r>
+        <w:t xml:space="preserve">: DEA schedule badges on controlled substance cards, drug interaction alerts (if applicable), 2 prescription cards, combined totals, single signature pad</w:t>
+      </w:r>
+    </w:p>
+    <w:p>
+      <w:pPr>
+        <w:numPr>
+          <w:ilvl w:val="0"/>
+          <w:numId w:val="1005"/>
+        </w:numPr>
+        <w:pStyle w:val="Compact"/>
+      </w:pPr>
+      <w:r>
+        <w:rPr>
+          <w:bCs/>
+          <w:b/>
+        </w:rPr>
+        <w:t xml:space="preserve">Sign</w:t>
+      </w:r>
+      <w:r>
+        <w:t xml:space="preserve"> </w:t>
+      </w:r>
+      <w:r>
+        <w:t xml:space="preserve">→</w:t>
+      </w:r>
+      <w:r>
+        <w:t xml:space="preserve"> </w:t>
+      </w:r>
+      <w:r>
+        <w:rPr>
+          <w:bCs/>
+          <w:b/>
+        </w:rPr>
+        <w:t xml:space="preserve">“</w:t>
+      </w:r>
+      <w:r>
+        <w:rPr>
+          <w:bCs/>
+          <w:b/>
+        </w:rPr>
+        <w:t xml:space="preserve">Confirm &amp; Send</w:t>
+      </w:r>
+      <w:r>
+        <w:rPr>
+          <w:bCs/>
+          <w:b/>
+        </w:rPr>
+        <w:t xml:space="preserve">”</w:t>
+      </w:r>
+      <w:r>
+        <w:t xml:space="preserve"> </w:t>
+      </w:r>
+      <w:r>
+        <w:t xml:space="preserve">→ orders submit and redirect to dashboard</w:t>
+      </w:r>
+    </w:p>
+    <w:p>
+      <w:pPr>
+        <w:pStyle w:val="BlockText"/>
+      </w:pPr>
+      <w:r>
+        <w:rPr>
+          <w:bCs/>
+          <w:b/>
+          <w:strike/>
+        </w:rPr>
+        <w:t xml:space="preserve">EPCS 2FA Tip:</w:t>
+      </w:r>
+      <w:r>
+        <w:rPr>
+          <w:strike/>
+        </w:rPr>
+        <w:t xml:space="preserve"> </w:t>
+      </w:r>
+      <w:r>
+        <w:rPr>
+          <w:strike/>
+        </w:rPr>
+        <w:t xml:space="preserve">The EPCS 2FA modal (QR code + 6-digit TOTP) triggers from the single-Rx favorites flow with a controlled substance, not the batch path.</w:t>
+      </w:r>
+      <w:r>
+        <w:t xml:space="preserve"> </w:t>
+      </w:r>
+      <w:r>
+        <w:t xml:space="preserve">—</w:t>
+      </w:r>
+      <w:r>
+        <w:t xml:space="preserve"> </w:t>
+      </w:r>
+      <w:r>
+        <w:rPr>
+          <w:bCs/>
+          <w:b/>
+        </w:rPr>
+        <w:t xml:space="preserve">Contradicts the Detailed doc. Follow POC-DEMO-DETAILED.md v2.12 Part 3H.</w:t>
       </w:r>
     </w:p>
     <w:p>
@@ -1290,24 +1537,33 @@
         <w:pStyle w:val="FirstParagraph"/>
       </w:pPr>
       <w:r>
-        <w:t xml:space="preserve">Copy the URL from the output. (In production, the patient receives this via text message.)</w:t>
-      </w:r>
-    </w:p>
-    <w:p>
-      <w:r>
-        <w:pict>
-          <v:rect style="width:0;height:1.5pt" o:hralign="center" o:hrstd="t" o:hr="t"/>
-        </w:pict>
-      </w:r>
-    </w:p>
-    <w:bookmarkEnd w:id="23"/>
-    <w:bookmarkStart w:id="24" w:name="step-3-patient-checkout-2-min"/>
+        <w:rPr>
+          <w:bCs/>
+          <w:b/>
+        </w:rPr>
+        <w:t xml:space="preserve">Say:</w:t>
+      </w:r>
+      <w:r>
+        <w:t xml:space="preserve"> </w:t>
+      </w:r>
+      <w:r>
+        <w:t xml:space="preserve">“</w:t>
+      </w:r>
+      <w:r>
+        <w:t xml:space="preserve">Cascading dropdowns, structured sig builder, provider favorites, DEA-compliant 2FA. Patient selected first. Two prescriptions. One signature. 45 seconds for a multi-medication visit.</w:t>
+      </w:r>
+      <w:r>
+        <w:t xml:space="preserve">”</w:t>
+      </w:r>
+    </w:p>
+    <w:bookmarkEnd w:id="24"/>
+    <w:bookmarkStart w:id="25" w:name="step-2b-draft-flow-2-min"/>
     <w:p>
       <w:pPr>
         <w:pStyle w:val="Heading3"/>
       </w:pPr>
       <w:r>
-        <w:t xml:space="preserve">Step 3 — Patient Checkout (2 min)</w:t>
+        <w:t xml:space="preserve">Step 2B — Draft Flow (2 min)</w:t>
       </w:r>
     </w:p>
     <w:p>
@@ -1319,23 +1575,37 @@
         <w:pStyle w:val="Compact"/>
       </w:pPr>
       <w:r>
-        <w:t xml:space="preserve">Open the</w:t>
-      </w:r>
-      <w:r>
-        <w:t xml:space="preserve"> </w:t>
-      </w:r>
-      <w:r>
-        <w:rPr>
-          <w:bCs/>
-          <w:b/>
-        </w:rPr>
-        <w:t xml:space="preserve">checkout URL</w:t>
-      </w:r>
-      <w:r>
-        <w:t xml:space="preserve"> </w:t>
-      </w:r>
-      <w:r>
-        <w:t xml:space="preserve">from Step 2.8 in a new tab</w:t>
+        <w:t xml:space="preserve">Click</w:t>
+      </w:r>
+      <w:r>
+        <w:t xml:space="preserve"> </w:t>
+      </w:r>
+      <w:r>
+        <w:rPr>
+          <w:bCs/>
+          <w:b/>
+        </w:rPr>
+        <w:t xml:space="preserve">“</w:t>
+      </w:r>
+      <w:r>
+        <w:rPr>
+          <w:bCs/>
+          <w:b/>
+        </w:rPr>
+        <w:t xml:space="preserve">+ New Prescription</w:t>
+      </w:r>
+      <w:r>
+        <w:rPr>
+          <w:bCs/>
+          <w:b/>
+        </w:rPr>
+        <w:t xml:space="preserve">”</w:t>
+      </w:r>
+      <w:r>
+        <w:t xml:space="preserve"> </w:t>
+      </w:r>
+      <w:r>
+        <w:t xml:space="preserve">→ Select Alex Demo → Continue</w:t>
       </w:r>
     </w:p>
     <w:p>
@@ -1347,35 +1617,23 @@
         <w:pStyle w:val="Compact"/>
       </w:pPr>
       <w:r>
-        <w:t xml:space="preserve">Show:</w:t>
-      </w:r>
-      <w:r>
-        <w:t xml:space="preserve"> </w:t>
-      </w:r>
-      <w:r>
-        <w:rPr>
-          <w:bCs/>
-          <w:b/>
-        </w:rPr>
-        <w:t xml:space="preserve">clinic branding</w:t>
-      </w:r>
-      <w:r>
-        <w:t xml:space="preserve">, generic line item (</w:t>
-      </w:r>
-      <w:r>
-        <w:t xml:space="preserve">“</w:t>
-      </w:r>
-      <w:r>
-        <w:t xml:space="preserve">Prescription Service</w:t>
-      </w:r>
-      <w:r>
-        <w:t xml:space="preserve">”</w:t>
-      </w:r>
-      <w:r>
-        <w:t xml:space="preserve"> </w:t>
-      </w:r>
-      <w:r>
-        <w:t xml:space="preserve">— no medication name), $300 total</w:t>
+        <w:t xml:space="preserve">Search</w:t>
+      </w:r>
+      <w:r>
+        <w:t xml:space="preserve"> </w:t>
+      </w:r>
+      <w:r>
+        <w:rPr>
+          <w:bCs/>
+          <w:b/>
+        </w:rPr>
+        <w:t xml:space="preserve">Sema</w:t>
+      </w:r>
+      <w:r>
+        <w:t xml:space="preserve"> </w:t>
+      </w:r>
+      <w:r>
+        <w:t xml:space="preserve">→ Select pharmacy → 2x multiplier → Enter Sig</w:t>
       </w:r>
     </w:p>
     <w:p>
@@ -1387,16 +1645,37 @@
         <w:pStyle w:val="Compact"/>
       </w:pPr>
       <w:r>
-        <w:t xml:space="preserve">Pay with test card:</w:t>
-      </w:r>
-      <w:r>
-        <w:t xml:space="preserve"> </w:t>
-      </w:r>
-      <w:r>
-        <w:rPr>
-          <w:rStyle w:val="VerbatimChar"/>
-        </w:rPr>
-        <w:t xml:space="preserve">4242 4242 4242 4242</w:t>
+        <w:t xml:space="preserve">Click</w:t>
+      </w:r>
+      <w:r>
+        <w:t xml:space="preserve"> </w:t>
+      </w:r>
+      <w:r>
+        <w:rPr>
+          <w:bCs/>
+          <w:b/>
+        </w:rPr>
+        <w:t xml:space="preserve">“</w:t>
+      </w:r>
+      <w:r>
+        <w:rPr>
+          <w:bCs/>
+          <w:b/>
+        </w:rPr>
+        <w:t xml:space="preserve">Save as Draft — Provider Signs Later</w:t>
+      </w:r>
+      <w:r>
+        <w:rPr>
+          <w:bCs/>
+          <w:b/>
+        </w:rPr>
+        <w:t xml:space="preserve">”</w:t>
+      </w:r>
+      <w:r>
+        <w:t xml:space="preserve"> </w:t>
+      </w:r>
+      <w:r>
+        <w:t xml:space="preserve">→ redirects to dashboard</w:t>
       </w:r>
     </w:p>
     <w:p>
@@ -1408,20 +1687,83 @@
         <w:pStyle w:val="Compact"/>
       </w:pPr>
       <w:r>
-        <w:t xml:space="preserve">Show the</w:t>
-      </w:r>
-      <w:r>
-        <w:t xml:space="preserve"> </w:t>
-      </w:r>
-      <w:r>
-        <w:rPr>
-          <w:bCs/>
-          <w:b/>
-        </w:rPr>
-        <w:t xml:space="preserve">success page</w:t>
-      </w:r>
-      <w:r>
-        <w:t xml:space="preserve">: animated checkmark, order reference</w:t>
+        <w:t xml:space="preserve">Show</w:t>
+      </w:r>
+      <w:r>
+        <w:t xml:space="preserve"> </w:t>
+      </w:r>
+      <w:r>
+        <w:rPr>
+          <w:bCs/>
+          <w:b/>
+        </w:rPr>
+        <w:t xml:space="preserve">“</w:t>
+      </w:r>
+      <w:r>
+        <w:rPr>
+          <w:bCs/>
+          <w:b/>
+        </w:rPr>
+        <w:t xml:space="preserve">Drafts</w:t>
+      </w:r>
+      <w:r>
+        <w:rPr>
+          <w:bCs/>
+          <w:b/>
+        </w:rPr>
+        <w:t xml:space="preserve">”</w:t>
+      </w:r>
+      <w:r>
+        <w:rPr>
+          <w:bCs/>
+          <w:b/>
+        </w:rPr>
+        <w:t xml:space="preserve"> </w:t>
+      </w:r>
+      <w:r>
+        <w:rPr>
+          <w:bCs/>
+          <w:b/>
+        </w:rPr>
+        <w:t xml:space="preserve">tab</w:t>
+      </w:r>
+      <w:r>
+        <w:t xml:space="preserve"> </w:t>
+      </w:r>
+      <w:r>
+        <w:t xml:space="preserve">— the draft order is visible</w:t>
+      </w:r>
+      <w:r>
+        <w:t xml:space="preserve"> </w:t>
+      </w:r>
+      <w:r>
+        <w:rPr>
+          <w:iCs/>
+          <w:i/>
+        </w:rPr>
+        <w:t xml:space="preserve">(note: the Drafts tab is count-conditional and only appears once a draft exists)</w:t>
+      </w:r>
+    </w:p>
+    <w:p>
+      <w:pPr>
+        <w:numPr>
+          <w:ilvl w:val="0"/>
+          <w:numId w:val="1006"/>
+        </w:numPr>
+        <w:pStyle w:val="Compact"/>
+      </w:pPr>
+      <w:r>
+        <w:rPr>
+          <w:bCs/>
+          <w:b/>
+        </w:rPr>
+        <w:t xml:space="preserve">Sign out</w:t>
+      </w:r>
+      <w:r>
+        <w:t xml:space="preserve"> </w:t>
+      </w:r>
+      <w:r>
+        <w:t xml:space="preserve">→ Log in as provider:</w:t>
       </w:r>
       <w:r>
         <w:t xml:space="preserve"> </w:t>
@@ -1430,23 +1772,121 @@
         <w:rPr>
           <w:rStyle w:val="VerbatimChar"/>
         </w:rPr>
-        <w:t xml:space="preserve">#xxxxx</w:t>
-      </w:r>
-      <w:r>
-        <w:t xml:space="preserve">,</w:t>
-      </w:r>
-      <w:r>
-        <w:t xml:space="preserve"> </w:t>
-      </w:r>
-      <w:r>
+        <w:t xml:space="preserve">dr.chen@sunrise-clinic.com</w:t>
+      </w:r>
+      <w:r>
+        <w:t xml:space="preserve"> </w:t>
+      </w:r>
+      <w:r>
+        <w:t xml:space="preserve">/</w:t>
+      </w:r>
+      <w:r>
+        <w:t xml:space="preserve"> </w:t>
+      </w:r>
+      <w:r>
+        <w:rPr>
+          <w:rStyle w:val="VerbatimChar"/>
+        </w:rPr>
+        <w:t xml:space="preserve">POCProvider2026!</w:t>
+      </w:r>
+    </w:p>
+    <w:p>
+      <w:pPr>
+        <w:numPr>
+          <w:ilvl w:val="0"/>
+          <w:numId w:val="1006"/>
+        </w:numPr>
+        <w:pStyle w:val="Compact"/>
+      </w:pPr>
+      <w:r>
+        <w:t xml:space="preserve">Click</w:t>
+      </w:r>
+      <w:r>
+        <w:t xml:space="preserve"> </w:t>
+      </w:r>
+      <w:r>
+        <w:rPr>
+          <w:bCs/>
+          <w:b/>
+        </w:rPr>
+        <w:t xml:space="preserve">Drafts</w:t>
+      </w:r>
+      <w:r>
+        <w:t xml:space="preserve"> </w:t>
+      </w:r>
+      <w:r>
+        <w:t xml:space="preserve">tab → Click draft → Click amber</w:t>
+      </w:r>
+      <w:r>
+        <w:t xml:space="preserve"> </w:t>
+      </w:r>
+      <w:r>
+        <w:rPr>
+          <w:bCs/>
+          <w:b/>
+        </w:rPr>
         <w:t xml:space="preserve">“</w:t>
       </w:r>
       <w:r>
-        <w:t xml:space="preserve">Within 3–7 business days</w:t>
-      </w:r>
-      <w:r>
+        <w:rPr>
+          <w:bCs/>
+          <w:b/>
+        </w:rPr>
+        <w:t xml:space="preserve">Review &amp; Sign</w:t>
+      </w:r>
+      <w:r>
+        <w:rPr>
+          <w:bCs/>
+          <w:b/>
+        </w:rPr>
         <w:t xml:space="preserve">”</w:t>
       </w:r>
+      <w:r>
+        <w:t xml:space="preserve"> </w:t>
+      </w:r>
+      <w:r>
+        <w:t xml:space="preserve">button</w:t>
+      </w:r>
+    </w:p>
+    <w:p>
+      <w:pPr>
+        <w:numPr>
+          <w:ilvl w:val="0"/>
+          <w:numId w:val="1006"/>
+        </w:numPr>
+        <w:pStyle w:val="Compact"/>
+      </w:pPr>
+      <w:r>
+        <w:t xml:space="preserve">Review details →</w:t>
+      </w:r>
+      <w:r>
+        <w:t xml:space="preserve"> </w:t>
+      </w:r>
+      <w:r>
+        <w:rPr>
+          <w:bCs/>
+          <w:b/>
+        </w:rPr>
+        <w:t xml:space="preserve">Sign</w:t>
+      </w:r>
+      <w:r>
+        <w:t xml:space="preserve"> </w:t>
+      </w:r>
+      <w:r>
+        <w:t xml:space="preserve">→ Confirm → order moves to</w:t>
+      </w:r>
+      <w:r>
+        <w:t xml:space="preserve"> </w:t>
+      </w:r>
+      <w:r>
+        <w:t xml:space="preserve">“</w:t>
+      </w:r>
+      <w:r>
+        <w:t xml:space="preserve">Awaiting Payment</w:t>
+      </w:r>
+      <w:r>
+        <w:t xml:space="preserve">”</w:t>
+      </w:r>
     </w:p>
     <w:p>
       <w:pPr>
@@ -1466,27 +1906,10 @@
         <w:t xml:space="preserve">“</w:t>
       </w:r>
       <w:r>
-        <w:t xml:space="preserve">No login, no app, no account. Tap a link, pay, done. Zero PHI on any screen — Stripe never sees the medication name.</w:t>
+        <w:t xml:space="preserve">The MA saves it. The provider signs it later. Different sessions, different logins. This is how real clinics work.</w:t>
       </w:r>
       <w:r>
         <w:t xml:space="preserve">”</w:t>
-      </w:r>
-    </w:p>
-    <w:p>
-      <w:r>
-        <w:pict>
-          <v:rect style="width:0;height:1.5pt" o:hralign="center" o:hrstd="t" o:hr="t"/>
-        </w:pict>
-      </w:r>
-    </w:p>
-    <w:bookmarkEnd w:id="24"/>
-    <w:bookmarkStart w:id="25" w:name="step-4-ops-dashboard-3-min"/>
-    <w:p>
-      <w:pPr>
-        <w:pStyle w:val="Heading3"/>
-      </w:pPr>
-      <w:r>
-        <w:t xml:space="preserve">Step 4 — Ops Dashboard (3 min)</w:t>
       </w:r>
     </w:p>
     <w:p>
@@ -1498,217 +1921,91 @@
         <w:pStyle w:val="Compact"/>
       </w:pPr>
       <w:r>
-        <w:t xml:space="preserve">New tab → log in as</w:t>
-      </w:r>
-      <w:r>
+        <w:rPr>
+          <w:bCs/>
+          <w:b/>
+          <w:strike/>
+        </w:rPr>
+        <w:t xml:space="preserve">Get the checkout URL</w:t>
+      </w:r>
+      <w:r>
+        <w:rPr>
+          <w:strike/>
+        </w:rPr>
+        <w:t xml:space="preserve"> </w:t>
+      </w:r>
+      <w:r>
+        <w:rPr>
+          <w:strike/>
+        </w:rPr>
+        <w:t xml:space="preserve">— In a separate terminal, run</w:t>
+      </w:r>
+      <w:r>
+        <w:rPr>
+          <w:strike/>
+        </w:rPr>
         <w:t xml:space="preserve"> </w:t>
       </w:r>
       <w:r>
         <w:rPr>
           <w:rStyle w:val="VerbatimChar"/>
-        </w:rPr>
-        <w:t xml:space="preserve">ops@compoundiq-poc.com</w:t>
-      </w:r>
-      <w:r>
-        <w:t xml:space="preserve"> </w:t>
-      </w:r>
-      <w:r>
-        <w:t xml:space="preserve">/</w:t>
-      </w:r>
-      <w:r>
-        <w:t xml:space="preserve"> </w:t>
-      </w:r>
-      <w:r>
-        <w:rPr>
-          <w:rStyle w:val="VerbatimChar"/>
-        </w:rPr>
-        <w:t xml:space="preserve">POCAdmin2026!</w:t>
-      </w:r>
-    </w:p>
-    <w:p>
-      <w:pPr>
-        <w:numPr>
-          <w:ilvl w:val="0"/>
-          <w:numId w:val="1007"/>
-        </w:numPr>
-        <w:pStyle w:val="Compact"/>
-      </w:pPr>
-      <w:r>
-        <w:t xml:space="preserve">Show the</w:t>
-      </w:r>
-      <w:r>
-        <w:t xml:space="preserve"> </w:t>
-      </w:r>
-      <w:r>
-        <w:rPr>
-          <w:bCs/>
-          <w:b/>
-        </w:rPr>
-        <w:t xml:space="preserve">dark-mode pipeline</w:t>
-      </w:r>
-      <w:r>
-        <w:t xml:space="preserve"> </w:t>
-      </w:r>
-      <w:r>
-        <w:t xml:space="preserve">— the order you just created should appear</w:t>
-      </w:r>
-    </w:p>
-    <w:p>
-      <w:pPr>
-        <w:numPr>
-          <w:ilvl w:val="0"/>
-          <w:numId w:val="1007"/>
-        </w:numPr>
-        <w:pStyle w:val="Compact"/>
-      </w:pPr>
-      <w:r>
-        <w:t xml:space="preserve">Click into the order → show</w:t>
-      </w:r>
-      <w:r>
-        <w:t xml:space="preserve"> </w:t>
-      </w:r>
-      <w:r>
-        <w:rPr>
-          <w:bCs/>
-          <w:b/>
-        </w:rPr>
-        <w:t xml:space="preserve">Detail, History, Submissions, SLA tabs</w:t>
-      </w:r>
-    </w:p>
-    <w:p>
-      <w:pPr>
-        <w:numPr>
-          <w:ilvl w:val="0"/>
-          <w:numId w:val="1007"/>
-        </w:numPr>
-        <w:pStyle w:val="Compact"/>
-      </w:pPr>
-      <w:r>
-        <w:t xml:space="preserve">Navigate to</w:t>
-      </w:r>
-      <w:r>
-        <w:t xml:space="preserve"> </w:t>
-      </w:r>
-      <w:r>
-        <w:rPr>
-          <w:bCs/>
-          <w:b/>
-        </w:rPr>
-        <w:t xml:space="preserve">SLA</w:t>
-      </w:r>
-      <w:r>
-        <w:t xml:space="preserve"> </w:t>
-      </w:r>
-      <w:r>
-        <w:t xml:space="preserve">→ show breach tracking</w:t>
-      </w:r>
-    </w:p>
-    <w:p>
-      <w:pPr>
-        <w:numPr>
-          <w:ilvl w:val="0"/>
-          <w:numId w:val="1007"/>
-        </w:numPr>
-        <w:pStyle w:val="Compact"/>
-      </w:pPr>
-      <w:r>
-        <w:t xml:space="preserve">Navigate to</w:t>
-      </w:r>
-      <w:r>
-        <w:t xml:space="preserve"> </w:t>
-      </w:r>
-      <w:r>
-        <w:rPr>
-          <w:bCs/>
-          <w:b/>
-        </w:rPr>
-        <w:t xml:space="preserve">Adapters</w:t>
-      </w:r>
-      <w:r>
-        <w:t xml:space="preserve"> </w:t>
-      </w:r>
-      <w:r>
-        <w:t xml:space="preserve">→ show pharmacy health monitoring</w:t>
-      </w:r>
-    </w:p>
-    <w:p>
-      <w:pPr>
-        <w:numPr>
-          <w:ilvl w:val="0"/>
-          <w:numId w:val="1007"/>
-        </w:numPr>
-        <w:pStyle w:val="Compact"/>
-      </w:pPr>
-      <w:r>
-        <w:t xml:space="preserve">Navigate to</w:t>
-      </w:r>
-      <w:r>
-        <w:t xml:space="preserve"> </w:t>
-      </w:r>
-      <w:r>
-        <w:rPr>
-          <w:bCs/>
-          <w:b/>
-        </w:rPr>
-        <w:t xml:space="preserve">Fax</w:t>
-      </w:r>
-      <w:r>
-        <w:t xml:space="preserve"> </w:t>
-      </w:r>
-      <w:r>
-        <w:t xml:space="preserve">→ show the triage queue</w:t>
-      </w:r>
-    </w:p>
-    <w:p>
-      <w:pPr>
-        <w:numPr>
-          <w:ilvl w:val="0"/>
-          <w:numId w:val="1007"/>
-        </w:numPr>
-        <w:pStyle w:val="Compact"/>
-      </w:pPr>
-      <w:r>
-        <w:t xml:space="preserve">Navigate to</w:t>
-      </w:r>
-      <w:r>
-        <w:t xml:space="preserve"> </w:t>
-      </w:r>
-      <w:r>
-        <w:rPr>
-          <w:bCs/>
-          <w:b/>
-        </w:rPr>
-        <w:t xml:space="preserve">Catalog</w:t>
-      </w:r>
-      <w:r>
-        <w:t xml:space="preserve"> </w:t>
-      </w:r>
-      <w:r>
-        <w:t xml:space="preserve">→ show medication management</w:t>
-      </w:r>
-    </w:p>
-    <w:p>
-      <w:pPr>
-        <w:pStyle w:val="FirstParagraph"/>
-      </w:pPr>
-      <w:r>
-        <w:rPr>
-          <w:bCs/>
-          <w:b/>
-        </w:rPr>
-        <w:t xml:space="preserve">Say:</w:t>
-      </w:r>
-      <w:r>
-        <w:t xml:space="preserve"> </w:t>
-      </w:r>
-      <w:r>
-        <w:t xml:space="preserve">“</w:t>
-      </w:r>
-      <w:r>
-        <w:t xml:space="preserve">Every order across every clinic in one view. SLA enforcement runs automatically every 5 minutes. Circuit breakers protect against pharmacy API failures.</w:t>
-      </w:r>
-      <w:r>
-        <w:t xml:space="preserve">”</w:t>
+          <w:strike/>
+        </w:rPr>
+        <w:t xml:space="preserve">npx dotenv -e .env.local -- npx tsx scripts/get-checkout-url.ts</w:t>
+      </w:r>
+      <w:r>
+        <w:t xml:space="preserve"> </w:t>
+      </w:r>
+      <w:r>
+        <w:t xml:space="preserve">—</w:t>
+      </w:r>
+      <w:r>
+        <w:t xml:space="preserve"> </w:t>
+      </w:r>
+      <w:r>
+        <w:rPr>
+          <w:bCs/>
+          <w:b/>
+        </w:rPr>
+        <w:t xml:space="preserve">OBSOLETE.</w:t>
+      </w:r>
+      <w:r>
+        <w:t xml:space="preserve"> </w:t>
+      </w:r>
+      <w:r>
+        <w:t xml:space="preserve">Use the in-app</w:t>
+      </w:r>
+      <w:r>
+        <w:t xml:space="preserve"> </w:t>
+      </w:r>
+      <w:r>
+        <w:rPr>
+          <w:bCs/>
+          <w:b/>
+        </w:rPr>
+        <w:t xml:space="preserve">Copy Payment Link</w:t>
+      </w:r>
+      <w:r>
+        <w:t xml:space="preserve"> </w:t>
+      </w:r>
+      <w:r>
+        <w:t xml:space="preserve">button in the order drawer (or</w:t>
+      </w:r>
+      <w:r>
+        <w:t xml:space="preserve"> </w:t>
+      </w:r>
+      <w:r>
+        <w:rPr>
+          <w:bCs/>
+          <w:b/>
+        </w:rPr>
+        <w:t xml:space="preserve">Copy Bundle Payment Link</w:t>
+      </w:r>
+      <w:r>
+        <w:t xml:space="preserve"> </w:t>
+      </w:r>
+      <w:r>
+        <w:t xml:space="preserve">for a bundled pair). No terminal step.</w:t>
       </w:r>
     </w:p>
     <w:p>
@@ -1719,13 +2016,13 @@
       </w:r>
     </w:p>
     <w:bookmarkEnd w:id="25"/>
-    <w:bookmarkStart w:id="26" w:name="step-5-security-demo-1-min"/>
+    <w:bookmarkStart w:id="26" w:name="step-3-patient-checkout-2-min"/>
     <w:p>
       <w:pPr>
         <w:pStyle w:val="Heading3"/>
       </w:pPr>
       <w:r>
-        <w:t xml:space="preserve">Step 5 — Security Demo (1 min)</w:t>
+        <w:t xml:space="preserve">Step 3 — Patient Checkout (2 min)</w:t>
       </w:r>
     </w:p>
     <w:p>
@@ -1737,16 +2034,23 @@
         <w:pStyle w:val="Compact"/>
       </w:pPr>
       <w:r>
-        <w:t xml:space="preserve">While logged in as ops, go to</w:t>
-      </w:r>
-      <w:r>
-        <w:t xml:space="preserve"> </w:t>
-      </w:r>
-      <w:r>
-        <w:rPr>
-          <w:rStyle w:val="VerbatimChar"/>
-        </w:rPr>
-        <w:t xml:space="preserve">/dashboard</w:t>
+        <w:t xml:space="preserve">Open the</w:t>
+      </w:r>
+      <w:r>
+        <w:t xml:space="preserve"> </w:t>
+      </w:r>
+      <w:r>
+        <w:rPr>
+          <w:bCs/>
+          <w:b/>
+        </w:rPr>
+        <w:t xml:space="preserve">checkout URL</w:t>
+      </w:r>
+      <w:r>
+        <w:t xml:space="preserve"> </w:t>
+      </w:r>
+      <w:r>
+        <w:t xml:space="preserve">from Step 2.8 in a new tab</w:t>
       </w:r>
     </w:p>
     <w:p>
@@ -1758,37 +2062,54 @@
         <w:pStyle w:val="Compact"/>
       </w:pPr>
       <w:r>
-        <w:t xml:space="preserve">Show</w:t>
-      </w:r>
-      <w:r>
-        <w:t xml:space="preserve"> </w:t>
-      </w:r>
-      <w:r>
-        <w:rPr>
-          <w:bCs/>
-          <w:b/>
-        </w:rPr>
+        <w:t xml:space="preserve">Show:</w:t>
+      </w:r>
+      <w:r>
+        <w:t xml:space="preserve"> </w:t>
+      </w:r>
+      <w:r>
+        <w:rPr>
+          <w:bCs/>
+          <w:b/>
+        </w:rPr>
+        <w:t xml:space="preserve">clinic branding</w:t>
+      </w:r>
+      <w:r>
+        <w:t xml:space="preserve">, generic line item (</w:t>
+      </w:r>
+      <w:r>
         <w:t xml:space="preserve">“</w:t>
       </w:r>
       <w:r>
-        <w:rPr>
-          <w:bCs/>
-          <w:b/>
-        </w:rPr>
-        <w:t xml:space="preserve">Access Denied</w:t>
-      </w:r>
-      <w:r>
-        <w:rPr>
-          <w:bCs/>
-          <w:b/>
-        </w:rPr>
+        <w:t xml:space="preserve">Prescription Service</w:t>
+      </w:r>
+      <w:r>
         <w:t xml:space="preserve">”</w:t>
       </w:r>
       <w:r>
         <w:t xml:space="preserve"> </w:t>
       </w:r>
       <w:r>
-        <w:t xml:space="preserve">— ops can’t see the clinic app</w:t>
+        <w:t xml:space="preserve">— no medication name),</w:t>
+      </w:r>
+      <w:r>
+        <w:t xml:space="preserve"> </w:t>
+      </w:r>
+      <w:r>
+        <w:rPr>
+          <w:strike/>
+        </w:rPr>
+        <w:t xml:space="preserve">$300 total</w:t>
+      </w:r>
+      <w:r>
+        <w:t xml:space="preserve"> </w:t>
+      </w:r>
+      <w:r>
+        <w:rPr>
+          <w:iCs/>
+          <w:i/>
+        </w:rPr>
+        <w:t xml:space="preserve">(superseded: $190.00, or $286.00 for the bundled pair)</w:t>
       </w:r>
     </w:p>
     <w:p>
@@ -1800,16 +2121,45 @@
         <w:pStyle w:val="Compact"/>
       </w:pPr>
       <w:r>
-        <w:t xml:space="preserve">Log in as clinic admin, go to</w:t>
-      </w:r>
-      <w:r>
+        <w:rPr>
+          <w:strike/>
+        </w:rPr>
+        <w:t xml:space="preserve">Pay with test card:</w:t>
+      </w:r>
+      <w:r>
+        <w:rPr>
+          <w:strike/>
+        </w:rPr>
         <w:t xml:space="preserve"> </w:t>
       </w:r>
       <w:r>
         <w:rPr>
           <w:rStyle w:val="VerbatimChar"/>
-        </w:rPr>
-        <w:t xml:space="preserve">/ops/pipeline</w:t>
+          <w:strike/>
+        </w:rPr>
+        <w:t xml:space="preserve">4242 4242 4242 4242</w:t>
+      </w:r>
+      <w:r>
+        <w:t xml:space="preserve"> </w:t>
+      </w:r>
+      <w:r>
+        <w:t xml:space="preserve">— 🛑</w:t>
+      </w:r>
+      <w:r>
+        <w:t xml:space="preserve"> </w:t>
+      </w:r>
+      <w:r>
+        <w:rPr>
+          <w:bCs/>
+          <w:b/>
+        </w:rPr>
+        <w:t xml:space="preserve">DO NOT. Production is on LIVE Stripe keys.</w:t>
+      </w:r>
+      <w:r>
+        <w:t xml:space="preserve"> </w:t>
+      </w:r>
+      <w:r>
+        <w:t xml:space="preserve">Render the page, narrate it, stop. See Detailed doc Part 4B.</w:t>
       </w:r>
     </w:p>
     <w:p>
@@ -1821,58 +2171,67 @@
         <w:pStyle w:val="Compact"/>
       </w:pPr>
       <w:r>
-        <w:t xml:space="preserve">Show</w:t>
-      </w:r>
-      <w:r>
-        <w:t xml:space="preserve"> </w:t>
-      </w:r>
-      <w:r>
-        <w:rPr>
-          <w:bCs/>
-          <w:b/>
-        </w:rPr>
+        <w:rPr>
+          <w:strike/>
+        </w:rPr>
+        <w:t xml:space="preserve">Show the</w:t>
+      </w:r>
+      <w:r>
+        <w:rPr>
+          <w:strike/>
+        </w:rPr>
+        <w:t xml:space="preserve"> </w:t>
+      </w:r>
+      <w:r>
+        <w:rPr>
+          <w:bCs/>
+          <w:b/>
+          <w:strike/>
+        </w:rPr>
+        <w:t xml:space="preserve">success page</w:t>
+      </w:r>
+      <w:r>
+        <w:t xml:space="preserve"> </w:t>
+      </w:r>
+      <w:r>
+        <w:t xml:space="preserve">—</w:t>
+      </w:r>
+      <w:r>
+        <w:t xml:space="preserve"> </w:t>
+      </w:r>
+      <w:r>
+        <w:rPr>
+          <w:bCs/>
+          <w:b/>
+        </w:rPr>
+        <w:t xml:space="preserve">Not reachable without a real payment. Describe only.</w:t>
+      </w:r>
+      <w:r>
+        <w:t xml:space="preserve"> </w:t>
+      </w:r>
+      <w:r>
+        <w:t xml:space="preserve">See Detailed doc Part 4C.</w:t>
+      </w:r>
+    </w:p>
+    <w:p>
+      <w:pPr>
+        <w:pStyle w:val="FirstParagraph"/>
+      </w:pPr>
+      <w:r>
+        <w:rPr>
+          <w:bCs/>
+          <w:b/>
+        </w:rPr>
+        <w:t xml:space="preserve">Say:</w:t>
+      </w:r>
+      <w:r>
+        <w:t xml:space="preserve"> </w:t>
+      </w:r>
+      <w:r>
         <w:t xml:space="preserve">“</w:t>
       </w:r>
       <w:r>
-        <w:rPr>
-          <w:bCs/>
-          <w:b/>
-        </w:rPr>
-        <w:t xml:space="preserve">Access Denied</w:t>
-      </w:r>
-      <w:r>
-        <w:rPr>
-          <w:bCs/>
-          <w:b/>
-        </w:rPr>
-        <w:t xml:space="preserve">”</w:t>
-      </w:r>
-      <w:r>
-        <w:t xml:space="preserve"> </w:t>
-      </w:r>
-      <w:r>
-        <w:t xml:space="preserve">— clinic can’t see ops dashboard</w:t>
-      </w:r>
-    </w:p>
-    <w:p>
-      <w:pPr>
-        <w:pStyle w:val="FirstParagraph"/>
-      </w:pPr>
-      <w:r>
-        <w:rPr>
-          <w:bCs/>
-          <w:b/>
-        </w:rPr>
-        <w:t xml:space="preserve">Say:</w:t>
-      </w:r>
-      <w:r>
-        <w:t xml:space="preserve"> </w:t>
-      </w:r>
-      <w:r>
-        <w:t xml:space="preserve">“</w:t>
-      </w:r>
-      <w:r>
-        <w:t xml:space="preserve">Row-Level Security at the database level. Not just UI hiding — the data physically cannot cross boundaries.</w:t>
+        <w:t xml:space="preserve">No login, no app, no account. Tap a link, pay, done. Zero PHI on any screen — Stripe never sees the medication name.</w:t>
       </w:r>
       <w:r>
         <w:t xml:space="preserve">”</w:t>
@@ -1886,13 +2245,256 @@
       </w:r>
     </w:p>
     <w:bookmarkEnd w:id="26"/>
-    <w:bookmarkStart w:id="27" w:name="step-6-the-pitch-1-min"/>
+    <w:bookmarkStart w:id="27" w:name="step-4-ops-dashboard-3-min"/>
     <w:p>
       <w:pPr>
         <w:pStyle w:val="Heading3"/>
       </w:pPr>
       <w:r>
-        <w:t xml:space="preserve">Step 6 — The Pitch (1 min)</w:t>
+        <w:t xml:space="preserve">Step 4 — Ops Dashboard (3 min)</w:t>
+      </w:r>
+    </w:p>
+    <w:p>
+      <w:pPr>
+        <w:numPr>
+          <w:ilvl w:val="0"/>
+          <w:numId w:val="1009"/>
+        </w:numPr>
+        <w:pStyle w:val="Compact"/>
+      </w:pPr>
+      <w:r>
+        <w:t xml:space="preserve">New tab → log in as</w:t>
+      </w:r>
+      <w:r>
+        <w:t xml:space="preserve"> </w:t>
+      </w:r>
+      <w:r>
+        <w:rPr>
+          <w:rStyle w:val="VerbatimChar"/>
+        </w:rPr>
+        <w:t xml:space="preserve">ops@compoundiq-poc.com</w:t>
+      </w:r>
+      <w:r>
+        <w:t xml:space="preserve"> </w:t>
+      </w:r>
+      <w:r>
+        <w:t xml:space="preserve">/</w:t>
+      </w:r>
+      <w:r>
+        <w:t xml:space="preserve"> </w:t>
+      </w:r>
+      <w:r>
+        <w:rPr>
+          <w:rStyle w:val="VerbatimChar"/>
+        </w:rPr>
+        <w:t xml:space="preserve">POCAdmin2026!</w:t>
+      </w:r>
+    </w:p>
+    <w:p>
+      <w:pPr>
+        <w:numPr>
+          <w:ilvl w:val="0"/>
+          <w:numId w:val="1009"/>
+        </w:numPr>
+        <w:pStyle w:val="Compact"/>
+      </w:pPr>
+      <w:r>
+        <w:t xml:space="preserve">Show the</w:t>
+      </w:r>
+      <w:r>
+        <w:t xml:space="preserve"> </w:t>
+      </w:r>
+      <w:r>
+        <w:rPr>
+          <w:bCs/>
+          <w:b/>
+        </w:rPr>
+        <w:t xml:space="preserve">dark-mode pipeline</w:t>
+      </w:r>
+      <w:r>
+        <w:t xml:space="preserve"> </w:t>
+      </w:r>
+      <w:r>
+        <w:t xml:space="preserve">— the order you just created should appear</w:t>
+      </w:r>
+    </w:p>
+    <w:p>
+      <w:pPr>
+        <w:numPr>
+          <w:ilvl w:val="0"/>
+          <w:numId w:val="1009"/>
+        </w:numPr>
+        <w:pStyle w:val="Compact"/>
+      </w:pPr>
+      <w:r>
+        <w:t xml:space="preserve">Click into the order → show</w:t>
+      </w:r>
+      <w:r>
+        <w:t xml:space="preserve"> </w:t>
+      </w:r>
+      <w:r>
+        <w:rPr>
+          <w:bCs/>
+          <w:b/>
+        </w:rPr>
+        <w:t xml:space="preserve">Detail, History, Submissions, SLA tabs</w:t>
+      </w:r>
+    </w:p>
+    <w:p>
+      <w:pPr>
+        <w:numPr>
+          <w:ilvl w:val="0"/>
+          <w:numId w:val="1009"/>
+        </w:numPr>
+        <w:pStyle w:val="Compact"/>
+      </w:pPr>
+      <w:r>
+        <w:t xml:space="preserve">Navigate to</w:t>
+      </w:r>
+      <w:r>
+        <w:t xml:space="preserve"> </w:t>
+      </w:r>
+      <w:r>
+        <w:rPr>
+          <w:bCs/>
+          <w:b/>
+        </w:rPr>
+        <w:t xml:space="preserve">SLA</w:t>
+      </w:r>
+      <w:r>
+        <w:t xml:space="preserve"> </w:t>
+      </w:r>
+      <w:r>
+        <w:t xml:space="preserve">→ show breach tracking</w:t>
+      </w:r>
+      <w:r>
+        <w:t xml:space="preserve"> </w:t>
+      </w:r>
+      <w:r>
+        <w:rPr>
+          <w:iCs/>
+          <w:i/>
+        </w:rPr>
+        <w:t xml:space="preserve">(superseded: the page currently reads</w:t>
+      </w:r>
+      <w:r>
+        <w:rPr>
+          <w:iCs/>
+          <w:i/>
+        </w:rPr>
+        <w:t xml:space="preserve"> </w:t>
+      </w:r>
+      <w:r>
+        <w:rPr>
+          <w:iCs/>
+          <w:i/>
+        </w:rPr>
+        <w:t xml:space="preserve">“</w:t>
+      </w:r>
+      <w:r>
+        <w:rPr>
+          <w:iCs/>
+          <w:i/>
+        </w:rPr>
+        <w:t xml:space="preserve">0 SLA deadlines — All SLAs are on track or resolved</w:t>
+      </w:r>
+      <w:r>
+        <w:rPr>
+          <w:iCs/>
+          <w:i/>
+        </w:rPr>
+        <w:t xml:space="preserve">”</w:t>
+      </w:r>
+      <w:r>
+        <w:rPr>
+          <w:iCs/>
+          <w:i/>
+        </w:rPr>
+        <w:t xml:space="preserve">. See Detailed doc Part 5B.)</w:t>
+      </w:r>
+    </w:p>
+    <w:p>
+      <w:pPr>
+        <w:numPr>
+          <w:ilvl w:val="0"/>
+          <w:numId w:val="1009"/>
+        </w:numPr>
+        <w:pStyle w:val="Compact"/>
+      </w:pPr>
+      <w:r>
+        <w:t xml:space="preserve">Navigate to</w:t>
+      </w:r>
+      <w:r>
+        <w:t xml:space="preserve"> </w:t>
+      </w:r>
+      <w:r>
+        <w:rPr>
+          <w:bCs/>
+          <w:b/>
+        </w:rPr>
+        <w:t xml:space="preserve">Adapters</w:t>
+      </w:r>
+      <w:r>
+        <w:t xml:space="preserve"> </w:t>
+      </w:r>
+      <w:r>
+        <w:t xml:space="preserve">→ show pharmacy health monitoring</w:t>
+      </w:r>
+    </w:p>
+    <w:p>
+      <w:pPr>
+        <w:numPr>
+          <w:ilvl w:val="0"/>
+          <w:numId w:val="1009"/>
+        </w:numPr>
+        <w:pStyle w:val="Compact"/>
+      </w:pPr>
+      <w:r>
+        <w:t xml:space="preserve">Navigate to</w:t>
+      </w:r>
+      <w:r>
+        <w:t xml:space="preserve"> </w:t>
+      </w:r>
+      <w:r>
+        <w:rPr>
+          <w:bCs/>
+          <w:b/>
+        </w:rPr>
+        <w:t xml:space="preserve">Fax</w:t>
+      </w:r>
+      <w:r>
+        <w:t xml:space="preserve"> </w:t>
+      </w:r>
+      <w:r>
+        <w:t xml:space="preserve">→ show the triage queue</w:t>
+      </w:r>
+    </w:p>
+    <w:p>
+      <w:pPr>
+        <w:numPr>
+          <w:ilvl w:val="0"/>
+          <w:numId w:val="1009"/>
+        </w:numPr>
+        <w:pStyle w:val="Compact"/>
+      </w:pPr>
+      <w:r>
+        <w:t xml:space="preserve">Navigate to</w:t>
+      </w:r>
+      <w:r>
+        <w:t xml:space="preserve"> </w:t>
+      </w:r>
+      <w:r>
+        <w:rPr>
+          <w:bCs/>
+          <w:b/>
+        </w:rPr>
+        <w:t xml:space="preserve">Catalog</w:t>
+      </w:r>
+      <w:r>
+        <w:t xml:space="preserve"> </w:t>
+      </w:r>
+      <w:r>
+        <w:t xml:space="preserve">→ show medication management</w:t>
       </w:r>
     </w:p>
     <w:p>
@@ -1910,16 +2512,10 @@
         <w:t xml:space="preserve"> </w:t>
       </w:r>
       <w:r>
-        <w:t xml:space="preserve">&gt;</w:t>
-      </w:r>
-      <w:r>
-        <w:t xml:space="preserve"> </w:t>
-      </w:r>
-      <w:r>
         <w:t xml:space="preserve">“</w:t>
       </w:r>
       <w:r>
-        <w:t xml:space="preserve">CompoundIQ replaces phone calls, spreadsheets, and fax machines with an intelligent platform that handles the full prescription lifecycle. The clinic earns margin on every fill. The pharmacy gets structured, error-free orders. The patient gets a seamless checkout via text message. And the 4-tier adapter layer means we meet every pharmacy where they are — API, portal, spec, or fax.</w:t>
+        <w:t xml:space="preserve">Every order across every clinic in one view. SLA enforcement runs automatically every 5 minutes. Circuit breakers protect against pharmacy API failures.</w:t>
       </w:r>
       <w:r>
         <w:t xml:space="preserve">”</w:t>
@@ -1933,8 +2529,222 @@
       </w:r>
     </w:p>
     <w:bookmarkEnd w:id="27"/>
+    <w:bookmarkStart w:id="28" w:name="step-5-security-demo-1-min"/>
+    <w:p>
+      <w:pPr>
+        <w:pStyle w:val="Heading3"/>
+      </w:pPr>
+      <w:r>
+        <w:t xml:space="preserve">Step 5 — Security Demo (1 min)</w:t>
+      </w:r>
+    </w:p>
+    <w:p>
+      <w:pPr>
+        <w:numPr>
+          <w:ilvl w:val="0"/>
+          <w:numId w:val="1010"/>
+        </w:numPr>
+        <w:pStyle w:val="Compact"/>
+      </w:pPr>
+      <w:r>
+        <w:t xml:space="preserve">While logged in as ops, go to</w:t>
+      </w:r>
+      <w:r>
+        <w:t xml:space="preserve"> </w:t>
+      </w:r>
+      <w:r>
+        <w:rPr>
+          <w:rStyle w:val="VerbatimChar"/>
+        </w:rPr>
+        <w:t xml:space="preserve">/dashboard</w:t>
+      </w:r>
+    </w:p>
+    <w:p>
+      <w:pPr>
+        <w:numPr>
+          <w:ilvl w:val="0"/>
+          <w:numId w:val="1010"/>
+        </w:numPr>
+        <w:pStyle w:val="Compact"/>
+      </w:pPr>
+      <w:r>
+        <w:t xml:space="preserve">Show</w:t>
+      </w:r>
+      <w:r>
+        <w:t xml:space="preserve"> </w:t>
+      </w:r>
+      <w:r>
+        <w:rPr>
+          <w:bCs/>
+          <w:b/>
+        </w:rPr>
+        <w:t xml:space="preserve">“</w:t>
+      </w:r>
+      <w:r>
+        <w:rPr>
+          <w:bCs/>
+          <w:b/>
+        </w:rPr>
+        <w:t xml:space="preserve">Access Denied</w:t>
+      </w:r>
+      <w:r>
+        <w:rPr>
+          <w:bCs/>
+          <w:b/>
+        </w:rPr>
+        <w:t xml:space="preserve">”</w:t>
+      </w:r>
+      <w:r>
+        <w:t xml:space="preserve"> </w:t>
+      </w:r>
+      <w:r>
+        <w:t xml:space="preserve">— ops can’t see the clinic app</w:t>
+      </w:r>
+    </w:p>
+    <w:p>
+      <w:pPr>
+        <w:numPr>
+          <w:ilvl w:val="0"/>
+          <w:numId w:val="1010"/>
+        </w:numPr>
+        <w:pStyle w:val="Compact"/>
+      </w:pPr>
+      <w:r>
+        <w:t xml:space="preserve">Log in as clinic admin, go to</w:t>
+      </w:r>
+      <w:r>
+        <w:t xml:space="preserve"> </w:t>
+      </w:r>
+      <w:r>
+        <w:rPr>
+          <w:rStyle w:val="VerbatimChar"/>
+        </w:rPr>
+        <w:t xml:space="preserve">/ops/pipeline</w:t>
+      </w:r>
+    </w:p>
+    <w:p>
+      <w:pPr>
+        <w:numPr>
+          <w:ilvl w:val="0"/>
+          <w:numId w:val="1010"/>
+        </w:numPr>
+        <w:pStyle w:val="Compact"/>
+      </w:pPr>
+      <w:r>
+        <w:t xml:space="preserve">Show</w:t>
+      </w:r>
+      <w:r>
+        <w:t xml:space="preserve"> </w:t>
+      </w:r>
+      <w:r>
+        <w:rPr>
+          <w:bCs/>
+          <w:b/>
+        </w:rPr>
+        <w:t xml:space="preserve">“</w:t>
+      </w:r>
+      <w:r>
+        <w:rPr>
+          <w:bCs/>
+          <w:b/>
+        </w:rPr>
+        <w:t xml:space="preserve">Access Denied</w:t>
+      </w:r>
+      <w:r>
+        <w:rPr>
+          <w:bCs/>
+          <w:b/>
+        </w:rPr>
+        <w:t xml:space="preserve">”</w:t>
+      </w:r>
+      <w:r>
+        <w:t xml:space="preserve"> </w:t>
+      </w:r>
+      <w:r>
+        <w:t xml:space="preserve">— clinic can’t see ops dashboard</w:t>
+      </w:r>
+    </w:p>
+    <w:p>
+      <w:pPr>
+        <w:pStyle w:val="FirstParagraph"/>
+      </w:pPr>
+      <w:r>
+        <w:rPr>
+          <w:bCs/>
+          <w:b/>
+        </w:rPr>
+        <w:t xml:space="preserve">Say:</w:t>
+      </w:r>
+      <w:r>
+        <w:t xml:space="preserve"> </w:t>
+      </w:r>
+      <w:r>
+        <w:t xml:space="preserve">“</w:t>
+      </w:r>
+      <w:r>
+        <w:t xml:space="preserve">Row-Level Security at the database level. Not just UI hiding — the data physically cannot cross boundaries.</w:t>
+      </w:r>
+      <w:r>
+        <w:t xml:space="preserve">”</w:t>
+      </w:r>
+    </w:p>
+    <w:p>
+      <w:r>
+        <w:pict>
+          <v:rect style="width:0;height:1.5pt" o:hralign="center" o:hrstd="t" o:hr="t"/>
+        </w:pict>
+      </w:r>
+    </w:p>
     <w:bookmarkEnd w:id="28"/>
-    <w:bookmarkStart w:id="29" w:name="quick-reference"/>
+    <w:bookmarkStart w:id="29" w:name="step-6-the-pitch-1-min"/>
+    <w:p>
+      <w:pPr>
+        <w:pStyle w:val="Heading3"/>
+      </w:pPr>
+      <w:r>
+        <w:t xml:space="preserve">Step 6 — The Pitch (1 min)</w:t>
+      </w:r>
+    </w:p>
+    <w:p>
+      <w:pPr>
+        <w:pStyle w:val="FirstParagraph"/>
+      </w:pPr>
+      <w:r>
+        <w:rPr>
+          <w:bCs/>
+          <w:b/>
+        </w:rPr>
+        <w:t xml:space="preserve">Say:</w:t>
+      </w:r>
+      <w:r>
+        <w:t xml:space="preserve"> </w:t>
+      </w:r>
+      <w:r>
+        <w:t xml:space="preserve">&gt;</w:t>
+      </w:r>
+      <w:r>
+        <w:t xml:space="preserve"> </w:t>
+      </w:r>
+      <w:r>
+        <w:t xml:space="preserve">“</w:t>
+      </w:r>
+      <w:r>
+        <w:t xml:space="preserve">CompoundIQ replaces phone calls, spreadsheets, and fax machines with an intelligent platform that handles the full prescription lifecycle. The clinic earns margin on every fill. The pharmacy gets structured, error-free orders. The patient gets a seamless checkout via text message. And the 4-tier adapter layer means we meet every pharmacy where they are — API, portal, spec, or fax.</w:t>
+      </w:r>
+      <w:r>
+        <w:t xml:space="preserve">”</w:t>
+      </w:r>
+    </w:p>
+    <w:p>
+      <w:r>
+        <w:pict>
+          <v:rect style="width:0;height:1.5pt" o:hralign="center" o:hrstd="t" o:hr="t"/>
+        </w:pict>
+      </w:r>
+    </w:p>
+    <w:bookmarkEnd w:id="29"/>
+    <w:bookmarkEnd w:id="30"/>
+    <w:bookmarkStart w:id="31" w:name="quick-reference"/>
     <w:p>
       <w:pPr>
         <w:pStyle w:val="Heading2"/>
@@ -2233,6 +3043,16 @@
             <w:r>
               <w:t xml:space="preserve">Sunrise Functional Medicine</w:t>
             </w:r>
+            <w:r>
+              <w:t xml:space="preserve"> </w:t>
+            </w:r>
+            <w:r>
+              <w:rPr>
+                <w:iCs/>
+                <w:i/>
+              </w:rPr>
+              <w:t xml:space="preserve">(superseded: 2 clinics — + Blue Cedar Integrative Health)</w:t>
+            </w:r>
           </w:p>
         </w:tc>
       </w:tr>
@@ -2258,6 +3078,16 @@
             </w:pPr>
             <w:r>
               <w:t xml:space="preserve">Strive Pharmacy (Tier 4 Fax, TX)</w:t>
+            </w:r>
+            <w:r>
+              <w:t xml:space="preserve"> </w:t>
+            </w:r>
+            <w:r>
+              <w:rPr>
+                <w:iCs/>
+                <w:i/>
+              </w:rPr>
+              <w:t xml:space="preserve">(superseded: 5 pharmacies across all 4 tiers)</w:t>
             </w:r>
           </w:p>
         </w:tc>
@@ -2285,6 +3115,16 @@
             <w:r>
               <w:t xml:space="preserve">Alex Demo (TX)</w:t>
             </w:r>
+            <w:r>
+              <w:t xml:space="preserve"> </w:t>
+            </w:r>
+            <w:r>
+              <w:rPr>
+                <w:iCs/>
+                <w:i/>
+              </w:rPr>
+              <w:t xml:space="preserve">(superseded: 10 patients across 9 states)</w:t>
+            </w:r>
           </w:p>
         </w:tc>
       </w:tr>
@@ -2309,7 +3149,20 @@
               <w:jc w:val="left"/>
             </w:pPr>
             <w:r>
+              <w:rPr>
+                <w:strike/>
+              </w:rPr>
               <w:t xml:space="preserve">Semaglutide, Tirzepatide, Testosterone, Sermorelin, Naltrexone</w:t>
+            </w:r>
+            <w:r>
+              <w:t xml:space="preserve"> </w:t>
+            </w:r>
+            <w:r>
+              <w:rPr>
+                <w:iCs/>
+                <w:i/>
+              </w:rPr>
+              <w:t xml:space="preserve">(superseded: 77 ingredients · 57 salt forms · 167 formulations · 1,336 pharmacy offerings)</w:t>
             </w:r>
           </w:p>
         </w:tc>
@@ -2323,7 +3176,7 @@
               <w:jc w:val="left"/>
             </w:pPr>
             <w:r>
-              <w:t xml:space="preserve">Stripe Test Card</w:t>
+              <w:t xml:space="preserve">Payment card</w:t>
             </w:r>
           </w:p>
         </w:tc>
@@ -2336,46 +3189,17 @@
             </w:pPr>
             <w:r>
               <w:rPr>
-                <w:rStyle w:val="VerbatimChar"/>
+                <w:bCs/>
+                <w:b/>
               </w:rPr>
-              <w:t xml:space="preserve">4242 4242 4242 4242</w:t>
-            </w:r>
-            <w:r>
-              <w:t xml:space="preserve"> </w:t>
-            </w:r>
-            <w:r>
-              <w:t xml:space="preserve">/</w:t>
-            </w:r>
-            <w:r>
-              <w:t xml:space="preserve"> </w:t>
-            </w:r>
-            <w:r>
-              <w:rPr>
-                <w:rStyle w:val="VerbatimChar"/>
-              </w:rPr>
-              <w:t xml:space="preserve">12/28</w:t>
-            </w:r>
-            <w:r>
-              <w:t xml:space="preserve"> </w:t>
-            </w:r>
-            <w:r>
-              <w:t xml:space="preserve">/</w:t>
-            </w:r>
-            <w:r>
-              <w:t xml:space="preserve"> </w:t>
-            </w:r>
-            <w:r>
-              <w:rPr>
-                <w:rStyle w:val="VerbatimChar"/>
-              </w:rPr>
-              <w:t xml:space="preserve">123</w:t>
+              <w:t xml:space="preserve">NONE. Production is on live Stripe keys — no card is entered in this demo.</w:t>
             </w:r>
           </w:p>
         </w:tc>
       </w:tr>
     </w:tbl>
-    <w:bookmarkEnd w:id="29"/>
-    <w:bookmarkEnd w:id="30"/>
+    <w:bookmarkEnd w:id="31"/>
+    <w:bookmarkEnd w:id="32"/>
     <w:sectPr/>
   </w:body>
 </w:document>
@@ -2735,64 +3559,10 @@
     <w:abstractNumId w:val="991"/>
   </w:num>
   <w:num w:numId="1002">
-    <w:abstractNumId w:val="99411"/>
-    <w:lvlOverride w:ilvl="0">
-      <w:startOverride w:val="1"/>
-    </w:lvlOverride>
-    <w:lvlOverride w:ilvl="1">
-      <w:startOverride w:val="1"/>
-    </w:lvlOverride>
-    <w:lvlOverride w:ilvl="2">
-      <w:startOverride w:val="1"/>
-    </w:lvlOverride>
-    <w:lvlOverride w:ilvl="3">
-      <w:startOverride w:val="1"/>
-    </w:lvlOverride>
-    <w:lvlOverride w:ilvl="4">
-      <w:startOverride w:val="1"/>
-    </w:lvlOverride>
-    <w:lvlOverride w:ilvl="5">
-      <w:startOverride w:val="1"/>
-    </w:lvlOverride>
-    <w:lvlOverride w:ilvl="6">
-      <w:startOverride w:val="1"/>
-    </w:lvlOverride>
-    <w:lvlOverride w:ilvl="7">
-      <w:startOverride w:val="1"/>
-    </w:lvlOverride>
-    <w:lvlOverride w:ilvl="8">
-      <w:startOverride w:val="1"/>
-    </w:lvlOverride>
+    <w:abstractNumId w:val="991"/>
   </w:num>
   <w:num w:numId="1003">
-    <w:abstractNumId w:val="99411"/>
-    <w:lvlOverride w:ilvl="0">
-      <w:startOverride w:val="1"/>
-    </w:lvlOverride>
-    <w:lvlOverride w:ilvl="1">
-      <w:startOverride w:val="1"/>
-    </w:lvlOverride>
-    <w:lvlOverride w:ilvl="2">
-      <w:startOverride w:val="1"/>
-    </w:lvlOverride>
-    <w:lvlOverride w:ilvl="3">
-      <w:startOverride w:val="1"/>
-    </w:lvlOverride>
-    <w:lvlOverride w:ilvl="4">
-      <w:startOverride w:val="1"/>
-    </w:lvlOverride>
-    <w:lvlOverride w:ilvl="5">
-      <w:startOverride w:val="1"/>
-    </w:lvlOverride>
-    <w:lvlOverride w:ilvl="6">
-      <w:startOverride w:val="1"/>
-    </w:lvlOverride>
-    <w:lvlOverride w:ilvl="7">
-      <w:startOverride w:val="1"/>
-    </w:lvlOverride>
-    <w:lvlOverride w:ilvl="8">
-      <w:startOverride w:val="1"/>
-    </w:lvlOverride>
+    <w:abstractNumId w:val="991"/>
   </w:num>
   <w:num w:numId="1004">
     <w:abstractNumId w:val="99411"/>
@@ -2825,33 +3595,33 @@
     </w:lvlOverride>
   </w:num>
   <w:num w:numId="1005">
-    <w:abstractNumId w:val="99418"/>
+    <w:abstractNumId w:val="99411"/>
     <w:lvlOverride w:ilvl="0">
-      <w:startOverride w:val="8"/>
+      <w:startOverride w:val="1"/>
     </w:lvlOverride>
     <w:lvlOverride w:ilvl="1">
-      <w:startOverride w:val="8"/>
+      <w:startOverride w:val="1"/>
     </w:lvlOverride>
     <w:lvlOverride w:ilvl="2">
-      <w:startOverride w:val="8"/>
+      <w:startOverride w:val="1"/>
     </w:lvlOverride>
     <w:lvlOverride w:ilvl="3">
-      <w:startOverride w:val="8"/>
+      <w:startOverride w:val="1"/>
     </w:lvlOverride>
     <w:lvlOverride w:ilvl="4">
-      <w:startOverride w:val="8"/>
+      <w:startOverride w:val="1"/>
     </w:lvlOverride>
     <w:lvlOverride w:ilvl="5">
-      <w:startOverride w:val="8"/>
+      <w:startOverride w:val="1"/>
     </w:lvlOverride>
     <w:lvlOverride w:ilvl="6">
-      <w:startOverride w:val="8"/>
+      <w:startOverride w:val="1"/>
     </w:lvlOverride>
     <w:lvlOverride w:ilvl="7">
-      <w:startOverride w:val="8"/>
+      <w:startOverride w:val="1"/>
     </w:lvlOverride>
     <w:lvlOverride w:ilvl="8">
-      <w:startOverride w:val="8"/>
+      <w:startOverride w:val="1"/>
     </w:lvlOverride>
   </w:num>
   <w:num w:numId="1006">
@@ -2885,6 +3655,36 @@
     </w:lvlOverride>
   </w:num>
   <w:num w:numId="1007">
+    <w:abstractNumId w:val="99418"/>
+    <w:lvlOverride w:ilvl="0">
+      <w:startOverride w:val="8"/>
+    </w:lvlOverride>
+    <w:lvlOverride w:ilvl="1">
+      <w:startOverride w:val="8"/>
+    </w:lvlOverride>
+    <w:lvlOverride w:ilvl="2">
+      <w:startOverride w:val="8"/>
+    </w:lvlOverride>
+    <w:lvlOverride w:ilvl="3">
+      <w:startOverride w:val="8"/>
+    </w:lvlOverride>
+    <w:lvlOverride w:ilvl="4">
+      <w:startOverride w:val="8"/>
+    </w:lvlOverride>
+    <w:lvlOverride w:ilvl="5">
+      <w:startOverride w:val="8"/>
+    </w:lvlOverride>
+    <w:lvlOverride w:ilvl="6">
+      <w:startOverride w:val="8"/>
+    </w:lvlOverride>
+    <w:lvlOverride w:ilvl="7">
+      <w:startOverride w:val="8"/>
+    </w:lvlOverride>
+    <w:lvlOverride w:ilvl="8">
+      <w:startOverride w:val="8"/>
+    </w:lvlOverride>
+  </w:num>
+  <w:num w:numId="1008">
     <w:abstractNumId w:val="99411"/>
     <w:lvlOverride w:ilvl="0">
       <w:startOverride w:val="1"/>
@@ -2914,7 +3714,37 @@
       <w:startOverride w:val="1"/>
     </w:lvlOverride>
   </w:num>
-  <w:num w:numId="1008">
+  <w:num w:numId="1009">
+    <w:abstractNumId w:val="99411"/>
+    <w:lvlOverride w:ilvl="0">
+      <w:startOverride w:val="1"/>
+    </w:lvlOverride>
+    <w:lvlOverride w:ilvl="1">
+      <w:startOverride w:val="1"/>
+    </w:lvlOverride>
+    <w:lvlOverride w:ilvl="2">
+      <w:startOverride w:val="1"/>
+    </w:lvlOverride>
+    <w:lvlOverride w:ilvl="3">
+      <w:startOverride w:val="1"/>
+    </w:lvlOverride>
+    <w:lvlOverride w:ilvl="4">
+      <w:startOverride w:val="1"/>
+    </w:lvlOverride>
+    <w:lvlOverride w:ilvl="5">
+      <w:startOverride w:val="1"/>
+    </w:lvlOverride>
+    <w:lvlOverride w:ilvl="6">
+      <w:startOverride w:val="1"/>
+    </w:lvlOverride>
+    <w:lvlOverride w:ilvl="7">
+      <w:startOverride w:val="1"/>
+    </w:lvlOverride>
+    <w:lvlOverride w:ilvl="8">
+      <w:startOverride w:val="1"/>
+    </w:lvlOverride>
+  </w:num>
+  <w:num w:numId="1010">
     <w:abstractNumId w:val="99411"/>
     <w:lvlOverride w:ilvl="0">
       <w:startOverride w:val="1"/>

--- a/docs/archive/source/POC-DEMO-QUICKSTART.docx
+++ b/docs/archive/source/POC-DEMO-QUICKSTART.docx
@@ -852,7 +852,7 @@
         <w:t xml:space="preserve"> </w:t>
       </w:r>
       <w:r>
-        <w:t xml:space="preserve">/</w:t>
+        <w:t xml:space="preserve">/ the password in</w:t>
       </w:r>
       <w:r>
         <w:t xml:space="preserve"> </w:t>
@@ -861,7 +861,13 @@
         <w:rPr>
           <w:rStyle w:val="VerbatimChar"/>
         </w:rPr>
-        <w:t xml:space="preserve">POCClinic2026!</w:t>
+        <w:t xml:space="preserve">POC_CLINIC_ADMIN_PASSWORD</w:t>
+      </w:r>
+      <w:r>
+        <w:t xml:space="preserve"> </w:t>
+      </w:r>
+      <w:r>
+        <w:t xml:space="preserve">(set in your local env)</w:t>
       </w:r>
     </w:p>
     <w:p>
@@ -1778,7 +1784,7 @@
         <w:t xml:space="preserve"> </w:t>
       </w:r>
       <w:r>
-        <w:t xml:space="preserve">/</w:t>
+        <w:t xml:space="preserve">/ the password in</w:t>
       </w:r>
       <w:r>
         <w:t xml:space="preserve"> </w:t>
@@ -1787,7 +1793,13 @@
         <w:rPr>
           <w:rStyle w:val="VerbatimChar"/>
         </w:rPr>
-        <w:t xml:space="preserve">POCProvider2026!</w:t>
+        <w:t xml:space="preserve">POC_PROVIDER_PASSWORD</w:t>
+      </w:r>
+      <w:r>
+        <w:t xml:space="preserve"> </w:t>
+      </w:r>
+      <w:r>
+        <w:t xml:space="preserve">(set in your local env)</w:t>
       </w:r>
     </w:p>
     <w:p>
@@ -2278,7 +2290,7 @@
         <w:t xml:space="preserve"> </w:t>
       </w:r>
       <w:r>
-        <w:t xml:space="preserve">/</w:t>
+        <w:t xml:space="preserve">/ the password in</w:t>
       </w:r>
       <w:r>
         <w:t xml:space="preserve"> </w:t>
@@ -2287,7 +2299,13 @@
         <w:rPr>
           <w:rStyle w:val="VerbatimChar"/>
         </w:rPr>
-        <w:t xml:space="preserve">POCAdmin2026!</w:t>
+        <w:t xml:space="preserve">POC_OPS_PASSWORD</w:t>
+      </w:r>
+      <w:r>
+        <w:t xml:space="preserve"> </w:t>
+      </w:r>
+      <w:r>
+        <w:t xml:space="preserve">(set in your local env)</w:t>
       </w:r>
     </w:p>
     <w:p>
@@ -2756,14 +2774,14 @@
     <w:tbl>
       <w:tblPr>
         <w:tblStyle w:val="Table"/>
-        <w:tblW w:type="auto" w:w="0"/>
+        <w:tblW w:type="pct" w:w="5000"/>
         <w:tblLook w:firstRow="1" w:lastRow="0" w:firstColumn="0" w:lastColumn="0" w:noHBand="0" w:noVBand="0" w:val="0020"/>
         <w:jc w:val="start"/>
       </w:tblPr>
       <w:tblGrid>
-        <w:gridCol w:w="2640"/>
-        <w:gridCol w:w="2640"/>
-        <w:gridCol w:w="2640"/>
+        <w:gridCol w:w="2741"/>
+        <w:gridCol w:w="2132"/>
+        <w:gridCol w:w="3046"/>
       </w:tblGrid>
       <w:tr>
         <w:trPr>
@@ -2845,7 +2863,13 @@
               <w:rPr>
                 <w:rStyle w:val="VerbatimChar"/>
               </w:rPr>
-              <w:t xml:space="preserve">POCAdmin2026!</w:t>
+              <w:t xml:space="preserve">POC_OPS_PASSWORD</w:t>
+            </w:r>
+            <w:r>
+              <w:t xml:space="preserve"> </w:t>
+            </w:r>
+            <w:r>
+              <w:t xml:space="preserve">(set in your local env)</w:t>
             </w:r>
           </w:p>
         </w:tc>
@@ -2889,7 +2913,13 @@
               <w:rPr>
                 <w:rStyle w:val="VerbatimChar"/>
               </w:rPr>
-              <w:t xml:space="preserve">POCClinic2026!</w:t>
+              <w:t xml:space="preserve">POC_CLINIC_ADMIN_PASSWORD</w:t>
+            </w:r>
+            <w:r>
+              <w:t xml:space="preserve"> </w:t>
+            </w:r>
+            <w:r>
+              <w:t xml:space="preserve">(set in your local env)</w:t>
             </w:r>
           </w:p>
         </w:tc>
@@ -2933,7 +2963,13 @@
               <w:rPr>
                 <w:rStyle w:val="VerbatimChar"/>
               </w:rPr>
-              <w:t xml:space="preserve">POCProvider2026!</w:t>
+              <w:t xml:space="preserve">POC_PROVIDER_PASSWORD</w:t>
+            </w:r>
+            <w:r>
+              <w:t xml:space="preserve"> </w:t>
+            </w:r>
+            <w:r>
+              <w:t xml:space="preserve">(set in your local env)</w:t>
             </w:r>
           </w:p>
         </w:tc>
@@ -2977,7 +3013,13 @@
               <w:rPr>
                 <w:rStyle w:val="VerbatimChar"/>
               </w:rPr>
-              <w:t xml:space="preserve">POCMA2026!</w:t>
+              <w:t xml:space="preserve">POC_MA_PASSWORD</w:t>
+            </w:r>
+            <w:r>
+              <w:t xml:space="preserve"> </w:t>
+            </w:r>
+            <w:r>
+              <w:t xml:space="preserve">(set in your local env)</w:t>
             </w:r>
           </w:p>
         </w:tc>
